--- a/Exp-11 content based Recommendation Systems.docx
+++ b/Exp-11 content based Recommendation Systems.docx
@@ -775,14 +775,12 @@
         </w:rPr>
         <w:t xml:space="preserve">the user likes </w:t>
       </w:r>
-      <w:proofErr w:type="gramStart"/>
       <w:r>
         <w:rPr>
           <w:rFonts w:ascii="Times New Roman" w:hAnsi="Times New Roman" w:cs="Times New Roman"/>
         </w:rPr>
         <w:t>is</w:t>
       </w:r>
-      <w:proofErr w:type="gramEnd"/>
       <w:r>
         <w:rPr>
           <w:rFonts w:ascii="Times New Roman" w:hAnsi="Times New Roman" w:cs="Times New Roman"/>
@@ -1888,12 +1886,32 @@
     </w:p>
     <w:p>
       <w:pPr>
+        <w:spacing w:line="360" w:lineRule="auto"/>
+        <w:ind w:left="720"/>
+        <w:jc w:val="both"/>
+        <w:rPr>
+          <w:rFonts w:ascii="Times New Roman" w:hAnsi="Times New Roman" w:cs="Times New Roman"/>
+          <w:sz w:val="24"/>
+          <w:szCs w:val="24"/>
+        </w:rPr>
+      </w:pPr>
+      <w:r>
+        <w:rPr>
+          <w:rFonts w:ascii="Times New Roman" w:hAnsi="Times New Roman" w:cs="Times New Roman"/>
+          <w:sz w:val="24"/>
+          <w:szCs w:val="24"/>
+        </w:rPr>
+        <w:t>Content-based recommendation systems are used when:</w:t>
+      </w:r>
+    </w:p>
+    <w:p>
+      <w:pPr>
         <w:pStyle w:val="ListParagraph"/>
-        <w:tabs>
-          <w:tab w:val="left" w:pos="1078"/>
-        </w:tabs>
-        <w:spacing w:before="5" w:line="360" w:lineRule="auto"/>
-        <w:ind w:left="1078" w:firstLine="0"/>
+        <w:numPr>
+          <w:ilvl w:val="0"/>
+          <w:numId w:val="10"/>
+        </w:numPr>
+        <w:spacing w:line="360" w:lineRule="auto"/>
         <w:jc w:val="both"/>
         <w:rPr>
           <w:rFonts w:ascii="Times New Roman" w:hAnsi="Times New Roman" w:cs="Times New Roman"/>
@@ -1901,6 +1919,86 @@
           <w:szCs w:val="24"/>
         </w:rPr>
       </w:pPr>
+      <w:r>
+        <w:rPr>
+          <w:rFonts w:ascii="Times New Roman" w:hAnsi="Times New Roman" w:cs="Times New Roman"/>
+          <w:sz w:val="24"/>
+          <w:szCs w:val="24"/>
+        </w:rPr>
+        <w:t xml:space="preserve">User preference data (history, ratings, clicks) is available </w:t>
+      </w:r>
+    </w:p>
+    <w:p>
+      <w:pPr>
+        <w:pStyle w:val="ListParagraph"/>
+        <w:numPr>
+          <w:ilvl w:val="0"/>
+          <w:numId w:val="10"/>
+        </w:numPr>
+        <w:spacing w:line="360" w:lineRule="auto"/>
+        <w:jc w:val="both"/>
+        <w:rPr>
+          <w:rFonts w:ascii="Times New Roman" w:hAnsi="Times New Roman" w:cs="Times New Roman"/>
+          <w:sz w:val="24"/>
+          <w:szCs w:val="24"/>
+        </w:rPr>
+      </w:pPr>
+      <w:r>
+        <w:rPr>
+          <w:rFonts w:ascii="Times New Roman" w:hAnsi="Times New Roman" w:cs="Times New Roman"/>
+          <w:sz w:val="24"/>
+          <w:szCs w:val="24"/>
+        </w:rPr>
+        <w:t xml:space="preserve">Items have well-defined features (e.g., genre, keywords, description) </w:t>
+      </w:r>
+    </w:p>
+    <w:p>
+      <w:pPr>
+        <w:pStyle w:val="ListParagraph"/>
+        <w:numPr>
+          <w:ilvl w:val="0"/>
+          <w:numId w:val="10"/>
+        </w:numPr>
+        <w:spacing w:line="360" w:lineRule="auto"/>
+        <w:jc w:val="both"/>
+        <w:rPr>
+          <w:rFonts w:ascii="Times New Roman" w:hAnsi="Times New Roman" w:cs="Times New Roman"/>
+          <w:sz w:val="24"/>
+          <w:szCs w:val="24"/>
+        </w:rPr>
+      </w:pPr>
+      <w:r>
+        <w:rPr>
+          <w:rFonts w:ascii="Times New Roman" w:hAnsi="Times New Roman" w:cs="Times New Roman"/>
+          <w:sz w:val="24"/>
+          <w:szCs w:val="24"/>
+        </w:rPr>
+        <w:t xml:space="preserve">Personalized recommendations are required </w:t>
+      </w:r>
+    </w:p>
+    <w:p>
+      <w:pPr>
+        <w:pStyle w:val="ListParagraph"/>
+        <w:numPr>
+          <w:ilvl w:val="0"/>
+          <w:numId w:val="10"/>
+        </w:numPr>
+        <w:spacing w:line="360" w:lineRule="auto"/>
+        <w:jc w:val="both"/>
+        <w:rPr>
+          <w:rFonts w:ascii="Times New Roman" w:hAnsi="Times New Roman" w:cs="Times New Roman"/>
+          <w:sz w:val="24"/>
+          <w:szCs w:val="24"/>
+        </w:rPr>
+      </w:pPr>
+      <w:r>
+        <w:rPr>
+          <w:rFonts w:ascii="Times New Roman" w:hAnsi="Times New Roman" w:cs="Times New Roman"/>
+          <w:sz w:val="24"/>
+          <w:szCs w:val="24"/>
+        </w:rPr>
+        <w:t>New items need to be recommended without relying on other users</w:t>
+      </w:r>
     </w:p>
     <w:p>
       <w:pPr>
@@ -2007,20 +2105,80 @@
     </w:p>
     <w:p>
       <w:pPr>
+        <w:spacing w:line="360" w:lineRule="auto"/>
+        <w:ind w:left="1080"/>
+        <w:jc w:val="both"/>
+        <w:rPr>
+          <w:rFonts w:ascii="Times New Roman" w:hAnsi="Times New Roman" w:cs="Times New Roman"/>
+          <w:b/>
+          <w:bCs/>
+          <w:sz w:val="24"/>
+          <w:szCs w:val="24"/>
+        </w:rPr>
+      </w:pPr>
+      <w:r>
+        <w:rPr>
+          <w:rFonts w:ascii="Times New Roman" w:hAnsi="Times New Roman" w:cs="Times New Roman"/>
+          <w:b/>
+          <w:bCs/>
+          <w:sz w:val="24"/>
+          <w:szCs w:val="24"/>
+        </w:rPr>
+        <w:t xml:space="preserve">Advantages of </w:t>
+      </w:r>
+      <w:r>
+        <w:rPr>
+          <w:rFonts w:ascii="Times New Roman" w:hAnsi="Times New Roman" w:cs="Times New Roman"/>
+          <w:b/>
+          <w:bCs/>
+          <w:sz w:val="24"/>
+          <w:szCs w:val="24"/>
+        </w:rPr>
+        <w:t xml:space="preserve">the </w:t>
+      </w:r>
+      <w:r>
+        <w:rPr>
+          <w:rFonts w:ascii="Times New Roman" w:hAnsi="Times New Roman" w:cs="Times New Roman"/>
+          <w:b/>
+          <w:bCs/>
+          <w:sz w:val="24"/>
+          <w:szCs w:val="24"/>
+        </w:rPr>
+        <w:t>content-based filtering approach</w:t>
+      </w:r>
+    </w:p>
+    <w:p>
+      <w:pPr>
         <w:pStyle w:val="ListParagraph"/>
-        <w:rPr>
-          <w:sz w:val="20"/>
-        </w:rPr>
-      </w:pPr>
+        <w:numPr>
+          <w:ilvl w:val="0"/>
+          <w:numId w:val="13"/>
+        </w:numPr>
+        <w:spacing w:line="360" w:lineRule="auto"/>
+        <w:jc w:val="both"/>
+        <w:rPr>
+          <w:rFonts w:ascii="Times New Roman" w:hAnsi="Times New Roman" w:cs="Times New Roman"/>
+          <w:sz w:val="24"/>
+          <w:szCs w:val="24"/>
+        </w:rPr>
+      </w:pPr>
+      <w:r>
+        <w:rPr>
+          <w:rFonts w:ascii="Times New Roman" w:hAnsi="Times New Roman" w:cs="Times New Roman"/>
+          <w:sz w:val="24"/>
+          <w:szCs w:val="24"/>
+        </w:rPr>
+        <w:t xml:space="preserve">No need for data from other users </w:t>
+      </w:r>
     </w:p>
     <w:p>
       <w:pPr>
         <w:pStyle w:val="ListParagraph"/>
-        <w:tabs>
-          <w:tab w:val="left" w:pos="1078"/>
-        </w:tabs>
-        <w:spacing w:before="5" w:line="360" w:lineRule="auto"/>
-        <w:ind w:left="1078" w:firstLine="0"/>
+        <w:numPr>
+          <w:ilvl w:val="0"/>
+          <w:numId w:val="13"/>
+        </w:numPr>
+        <w:spacing w:line="360" w:lineRule="auto"/>
         <w:jc w:val="both"/>
         <w:rPr>
           <w:rFonts w:ascii="Times New Roman" w:hAnsi="Times New Roman" w:cs="Times New Roman"/>
@@ -2028,6 +2186,86 @@
           <w:szCs w:val="24"/>
         </w:rPr>
       </w:pPr>
+      <w:r>
+        <w:rPr>
+          <w:rFonts w:ascii="Times New Roman" w:hAnsi="Times New Roman" w:cs="Times New Roman"/>
+          <w:sz w:val="24"/>
+          <w:szCs w:val="24"/>
+        </w:rPr>
+        <w:t xml:space="preserve">Works well for users with unique preferences </w:t>
+      </w:r>
+    </w:p>
+    <w:p>
+      <w:pPr>
+        <w:pStyle w:val="ListParagraph"/>
+        <w:numPr>
+          <w:ilvl w:val="0"/>
+          <w:numId w:val="13"/>
+        </w:numPr>
+        <w:spacing w:line="360" w:lineRule="auto"/>
+        <w:jc w:val="both"/>
+        <w:rPr>
+          <w:rFonts w:ascii="Times New Roman" w:hAnsi="Times New Roman" w:cs="Times New Roman"/>
+          <w:sz w:val="24"/>
+          <w:szCs w:val="24"/>
+        </w:rPr>
+      </w:pPr>
+      <w:r>
+        <w:rPr>
+          <w:rFonts w:ascii="Times New Roman" w:hAnsi="Times New Roman" w:cs="Times New Roman"/>
+          <w:sz w:val="24"/>
+          <w:szCs w:val="24"/>
+        </w:rPr>
+        <w:t xml:space="preserve">Can recommend new or unseen items </w:t>
+      </w:r>
+    </w:p>
+    <w:p>
+      <w:pPr>
+        <w:pStyle w:val="ListParagraph"/>
+        <w:numPr>
+          <w:ilvl w:val="0"/>
+          <w:numId w:val="13"/>
+        </w:numPr>
+        <w:spacing w:line="360" w:lineRule="auto"/>
+        <w:jc w:val="both"/>
+        <w:rPr>
+          <w:rFonts w:ascii="Times New Roman" w:hAnsi="Times New Roman" w:cs="Times New Roman"/>
+          <w:sz w:val="24"/>
+          <w:szCs w:val="24"/>
+        </w:rPr>
+      </w:pPr>
+      <w:r>
+        <w:rPr>
+          <w:rFonts w:ascii="Times New Roman" w:hAnsi="Times New Roman" w:cs="Times New Roman"/>
+          <w:sz w:val="24"/>
+          <w:szCs w:val="24"/>
+        </w:rPr>
+        <w:t xml:space="preserve">Provides explainable recommendations (based on features) </w:t>
+      </w:r>
+    </w:p>
+    <w:p>
+      <w:pPr>
+        <w:pStyle w:val="ListParagraph"/>
+        <w:numPr>
+          <w:ilvl w:val="0"/>
+          <w:numId w:val="13"/>
+        </w:numPr>
+        <w:spacing w:line="360" w:lineRule="auto"/>
+        <w:jc w:val="both"/>
+        <w:rPr>
+          <w:rFonts w:ascii="Times New Roman" w:hAnsi="Times New Roman" w:cs="Times New Roman"/>
+          <w:sz w:val="24"/>
+          <w:szCs w:val="24"/>
+        </w:rPr>
+      </w:pPr>
+      <w:r>
+        <w:rPr>
+          <w:rFonts w:ascii="Times New Roman" w:hAnsi="Times New Roman" w:cs="Times New Roman"/>
+          <w:sz w:val="24"/>
+          <w:szCs w:val="24"/>
+        </w:rPr>
+        <w:t xml:space="preserve">Avoids cold-start problem for items </w:t>
+      </w:r>
     </w:p>
     <w:p>
       <w:pPr>
@@ -2049,6 +2287,7 @@
         <w:rPr>
           <w:sz w:val="28"/>
         </w:rPr>
+        <w:lastRenderedPageBreak/>
         <w:t>Write</w:t>
       </w:r>
       <w:r>
@@ -2131,17 +2370,6 @@
         </w:rPr>
         <w:t>approach</w:t>
       </w:r>
-    </w:p>
-    <w:p>
-      <w:pPr>
-        <w:tabs>
-          <w:tab w:val="left" w:pos="1078"/>
-        </w:tabs>
-        <w:spacing w:before="75"/>
-        <w:rPr>
-          <w:sz w:val="20"/>
-        </w:rPr>
-      </w:pPr>
     </w:p>
     <w:p>
       <w:pPr>
@@ -2152,6 +2380,221 @@
         <w:jc w:val="both"/>
         <w:rPr>
           <w:rFonts w:ascii="Times New Roman" w:hAnsi="Times New Roman" w:cs="Times New Roman"/>
+          <w:b/>
+          <w:bCs/>
+          <w:sz w:val="24"/>
+          <w:szCs w:val="24"/>
+        </w:rPr>
+      </w:pPr>
+      <w:r>
+        <w:rPr>
+          <w:sz w:val="20"/>
+        </w:rPr>
+        <w:tab/>
+      </w:r>
+      <w:r>
+        <w:rPr>
+          <w:rFonts w:ascii="Times New Roman" w:hAnsi="Times New Roman" w:cs="Times New Roman"/>
+          <w:b/>
+          <w:bCs/>
+          <w:sz w:val="24"/>
+          <w:szCs w:val="24"/>
+        </w:rPr>
+        <w:t xml:space="preserve">Disadvantages of </w:t>
+      </w:r>
+      <w:r>
+        <w:rPr>
+          <w:rFonts w:ascii="Times New Roman" w:hAnsi="Times New Roman" w:cs="Times New Roman"/>
+          <w:b/>
+          <w:bCs/>
+          <w:sz w:val="24"/>
+          <w:szCs w:val="24"/>
+        </w:rPr>
+        <w:t xml:space="preserve">the </w:t>
+      </w:r>
+      <w:r>
+        <w:rPr>
+          <w:rFonts w:ascii="Times New Roman" w:hAnsi="Times New Roman" w:cs="Times New Roman"/>
+          <w:b/>
+          <w:bCs/>
+          <w:sz w:val="24"/>
+          <w:szCs w:val="24"/>
+        </w:rPr>
+        <w:t>content-based filtering approach</w:t>
+      </w:r>
+    </w:p>
+    <w:p>
+      <w:pPr>
+        <w:numPr>
+          <w:ilvl w:val="0"/>
+          <w:numId w:val="14"/>
+        </w:numPr>
+        <w:tabs>
+          <w:tab w:val="num" w:pos="720"/>
+          <w:tab w:val="left" w:pos="1078"/>
+        </w:tabs>
+        <w:spacing w:before="75" w:line="360" w:lineRule="auto"/>
+        <w:jc w:val="both"/>
+        <w:rPr>
+          <w:rFonts w:ascii="Times New Roman" w:hAnsi="Times New Roman" w:cs="Times New Roman"/>
+          <w:sz w:val="24"/>
+          <w:szCs w:val="24"/>
+        </w:rPr>
+      </w:pPr>
+      <w:r>
+        <w:rPr>
+          <w:rFonts w:ascii="Times New Roman" w:hAnsi="Times New Roman" w:cs="Times New Roman"/>
+          <w:sz w:val="24"/>
+          <w:szCs w:val="24"/>
+        </w:rPr>
+        <w:t xml:space="preserve">Difficult to extract meaningful features </w:t>
+      </w:r>
+    </w:p>
+    <w:p>
+      <w:pPr>
+        <w:numPr>
+          <w:ilvl w:val="0"/>
+          <w:numId w:val="14"/>
+        </w:numPr>
+        <w:tabs>
+          <w:tab w:val="num" w:pos="720"/>
+          <w:tab w:val="left" w:pos="1078"/>
+        </w:tabs>
+        <w:spacing w:before="75" w:line="360" w:lineRule="auto"/>
+        <w:jc w:val="both"/>
+        <w:rPr>
+          <w:rFonts w:ascii="Times New Roman" w:hAnsi="Times New Roman" w:cs="Times New Roman"/>
+          <w:sz w:val="24"/>
+          <w:szCs w:val="24"/>
+        </w:rPr>
+      </w:pPr>
+      <w:r>
+        <w:rPr>
+          <w:rFonts w:ascii="Times New Roman" w:hAnsi="Times New Roman" w:cs="Times New Roman"/>
+          <w:sz w:val="24"/>
+          <w:szCs w:val="24"/>
+        </w:rPr>
+        <w:t xml:space="preserve">Limited recommendations (no diversity) </w:t>
+      </w:r>
+    </w:p>
+    <w:p>
+      <w:pPr>
+        <w:numPr>
+          <w:ilvl w:val="0"/>
+          <w:numId w:val="14"/>
+        </w:numPr>
+        <w:tabs>
+          <w:tab w:val="num" w:pos="720"/>
+          <w:tab w:val="left" w:pos="1078"/>
+        </w:tabs>
+        <w:spacing w:before="75" w:line="360" w:lineRule="auto"/>
+        <w:jc w:val="both"/>
+        <w:rPr>
+          <w:rFonts w:ascii="Times New Roman" w:hAnsi="Times New Roman" w:cs="Times New Roman"/>
+          <w:sz w:val="24"/>
+          <w:szCs w:val="24"/>
+        </w:rPr>
+      </w:pPr>
+      <w:r>
+        <w:rPr>
+          <w:rFonts w:ascii="Times New Roman" w:hAnsi="Times New Roman" w:cs="Times New Roman"/>
+          <w:sz w:val="24"/>
+          <w:szCs w:val="24"/>
+        </w:rPr>
+        <w:t xml:space="preserve">Cannot suggest items outside </w:t>
+      </w:r>
+      <w:r>
+        <w:rPr>
+          <w:rFonts w:ascii="Times New Roman" w:hAnsi="Times New Roman" w:cs="Times New Roman"/>
+          <w:sz w:val="24"/>
+          <w:szCs w:val="24"/>
+        </w:rPr>
+        <w:t>the user's</w:t>
+      </w:r>
+      <w:r>
+        <w:rPr>
+          <w:rFonts w:ascii="Times New Roman" w:hAnsi="Times New Roman" w:cs="Times New Roman"/>
+          <w:sz w:val="24"/>
+          <w:szCs w:val="24"/>
+        </w:rPr>
+        <w:t xml:space="preserve"> interest </w:t>
+      </w:r>
+    </w:p>
+    <w:p>
+      <w:pPr>
+        <w:numPr>
+          <w:ilvl w:val="0"/>
+          <w:numId w:val="14"/>
+        </w:numPr>
+        <w:tabs>
+          <w:tab w:val="num" w:pos="720"/>
+          <w:tab w:val="left" w:pos="1078"/>
+        </w:tabs>
+        <w:spacing w:before="75" w:line="360" w:lineRule="auto"/>
+        <w:jc w:val="both"/>
+        <w:rPr>
+          <w:rFonts w:ascii="Times New Roman" w:hAnsi="Times New Roman" w:cs="Times New Roman"/>
+          <w:sz w:val="24"/>
+          <w:szCs w:val="24"/>
+        </w:rPr>
+      </w:pPr>
+      <w:r>
+        <w:rPr>
+          <w:rFonts w:ascii="Times New Roman" w:hAnsi="Times New Roman" w:cs="Times New Roman"/>
+          <w:sz w:val="24"/>
+          <w:szCs w:val="24"/>
+        </w:rPr>
+        <w:t xml:space="preserve">Requires good quality item data </w:t>
+      </w:r>
+    </w:p>
+    <w:p>
+      <w:pPr>
+        <w:numPr>
+          <w:ilvl w:val="0"/>
+          <w:numId w:val="14"/>
+        </w:numPr>
+        <w:tabs>
+          <w:tab w:val="num" w:pos="720"/>
+          <w:tab w:val="left" w:pos="1078"/>
+        </w:tabs>
+        <w:spacing w:before="75" w:line="360" w:lineRule="auto"/>
+        <w:jc w:val="both"/>
+        <w:rPr>
+          <w:sz w:val="20"/>
+        </w:rPr>
+      </w:pPr>
+      <w:r>
+        <w:rPr>
+          <w:rFonts w:ascii="Times New Roman" w:hAnsi="Times New Roman" w:cs="Times New Roman"/>
+          <w:sz w:val="24"/>
+          <w:szCs w:val="24"/>
+        </w:rPr>
+        <w:t>Over-specialization problem</w:t>
+      </w:r>
+    </w:p>
+    <w:p>
+      <w:pPr>
+        <w:tabs>
+          <w:tab w:val="left" w:pos="1078"/>
+        </w:tabs>
+        <w:spacing w:before="75" w:line="360" w:lineRule="auto"/>
+        <w:jc w:val="both"/>
+        <w:rPr>
+          <w:rFonts w:ascii="Times New Roman" w:hAnsi="Times New Roman" w:cs="Times New Roman"/>
+          <w:sz w:val="24"/>
+          <w:szCs w:val="24"/>
+        </w:rPr>
+      </w:pPr>
+    </w:p>
+    <w:p>
+      <w:pPr>
+        <w:tabs>
+          <w:tab w:val="left" w:pos="1078"/>
+        </w:tabs>
+        <w:spacing w:before="75" w:line="360" w:lineRule="auto"/>
+        <w:jc w:val="both"/>
+        <w:rPr>
+          <w:rFonts w:ascii="Times New Roman" w:hAnsi="Times New Roman" w:cs="Times New Roman"/>
           <w:sz w:val="24"/>
           <w:szCs w:val="24"/>
         </w:rPr>
@@ -2182,20 +2625,26 @@
         <w:pStyle w:val="Heading1"/>
         <w:rPr>
           <w:u w:val="none"/>
-        </w:rPr>
-      </w:pPr>
-      <w:r>
+          <w:lang w:val="pt-PT"/>
+        </w:rPr>
+      </w:pPr>
+      <w:r>
+        <w:rPr>
+          <w:lang w:val="pt-PT"/>
+        </w:rPr>
         <w:t>Program</w:t>
       </w:r>
       <w:r>
         <w:rPr>
           <w:spacing w:val="3"/>
+          <w:lang w:val="pt-PT"/>
         </w:rPr>
         <w:t xml:space="preserve"> </w:t>
       </w:r>
       <w:r>
         <w:rPr>
           <w:spacing w:val="-2"/>
+          <w:lang w:val="pt-PT"/>
         </w:rPr>
         <w:t>(Code):</w:t>
       </w:r>
@@ -2207,19 +2656,20 @@
         <w:jc w:val="both"/>
         <w:rPr>
           <w:rFonts w:ascii="Times New Roman" w:hAnsi="Times New Roman" w:cs="Times New Roman"/>
-          <w:lang w:val="en-IN"/>
-        </w:rPr>
-      </w:pPr>
-      <w:r>
-        <w:rPr>
-          <w:rFonts w:ascii="Times New Roman" w:hAnsi="Times New Roman" w:cs="Times New Roman"/>
+          <w:lang w:val="pt-PT"/>
+        </w:rPr>
+      </w:pPr>
+      <w:r>
+        <w:rPr>
+          <w:rFonts w:ascii="Times New Roman" w:hAnsi="Times New Roman" w:cs="Times New Roman"/>
+          <w:lang w:val="pt-PT"/>
         </w:rPr>
         <w:tab/>
       </w:r>
       <w:r>
         <w:rPr>
           <w:rFonts w:ascii="Times New Roman" w:hAnsi="Times New Roman" w:cs="Times New Roman"/>
-          <w:lang w:val="en-IN"/>
+          <w:lang w:val="pt-PT"/>
         </w:rPr>
         <w:t>import pandas as pd</w:t>
       </w:r>
@@ -2242,22 +2692,31 @@
         </w:rPr>
         <w:t xml:space="preserve">from </w:t>
       </w:r>
-      <w:proofErr w:type="gramStart"/>
-      <w:r>
-        <w:rPr>
-          <w:rFonts w:ascii="Times New Roman" w:hAnsi="Times New Roman" w:cs="Times New Roman"/>
-          <w:lang w:val="en-IN"/>
-        </w:rPr>
-        <w:t>sklearn.feature</w:t>
-      </w:r>
-      <w:proofErr w:type="gramEnd"/>
-      <w:r>
-        <w:rPr>
-          <w:rFonts w:ascii="Times New Roman" w:hAnsi="Times New Roman" w:cs="Times New Roman"/>
-          <w:lang w:val="en-IN"/>
-        </w:rPr>
-        <w:t>_extraction.text import TfidfVectorizer</w:t>
-      </w:r>
+      <w:proofErr w:type="spellStart"/>
+      <w:r>
+        <w:rPr>
+          <w:rFonts w:ascii="Times New Roman" w:hAnsi="Times New Roman" w:cs="Times New Roman"/>
+          <w:lang w:val="en-IN"/>
+        </w:rPr>
+        <w:t>sklearn.feature_extraction.text</w:t>
+      </w:r>
+      <w:proofErr w:type="spellEnd"/>
+      <w:r>
+        <w:rPr>
+          <w:rFonts w:ascii="Times New Roman" w:hAnsi="Times New Roman" w:cs="Times New Roman"/>
+          <w:lang w:val="en-IN"/>
+        </w:rPr>
+        <w:t xml:space="preserve"> import </w:t>
+      </w:r>
+      <w:proofErr w:type="spellStart"/>
+      <w:r>
+        <w:rPr>
+          <w:rFonts w:ascii="Times New Roman" w:hAnsi="Times New Roman" w:cs="Times New Roman"/>
+          <w:lang w:val="en-IN"/>
+        </w:rPr>
+        <w:t>TfidfVectorizer</w:t>
+      </w:r>
+      <w:proofErr w:type="spellEnd"/>
     </w:p>
     <w:p>
       <w:pPr>
@@ -2277,22 +2736,31 @@
         </w:rPr>
         <w:t xml:space="preserve">from </w:t>
       </w:r>
-      <w:proofErr w:type="gramStart"/>
-      <w:r>
-        <w:rPr>
-          <w:rFonts w:ascii="Times New Roman" w:hAnsi="Times New Roman" w:cs="Times New Roman"/>
-          <w:lang w:val="en-IN"/>
-        </w:rPr>
-        <w:t>sklearn.metrics</w:t>
-      </w:r>
-      <w:proofErr w:type="gramEnd"/>
-      <w:r>
-        <w:rPr>
-          <w:rFonts w:ascii="Times New Roman" w:hAnsi="Times New Roman" w:cs="Times New Roman"/>
-          <w:lang w:val="en-IN"/>
-        </w:rPr>
-        <w:t>.pairwise import cosine_similarity</w:t>
-      </w:r>
+      <w:proofErr w:type="spellStart"/>
+      <w:r>
+        <w:rPr>
+          <w:rFonts w:ascii="Times New Roman" w:hAnsi="Times New Roman" w:cs="Times New Roman"/>
+          <w:lang w:val="en-IN"/>
+        </w:rPr>
+        <w:t>sklearn.metrics.pairwise</w:t>
+      </w:r>
+      <w:proofErr w:type="spellEnd"/>
+      <w:r>
+        <w:rPr>
+          <w:rFonts w:ascii="Times New Roman" w:hAnsi="Times New Roman" w:cs="Times New Roman"/>
+          <w:lang w:val="en-IN"/>
+        </w:rPr>
+        <w:t xml:space="preserve"> import </w:t>
+      </w:r>
+      <w:proofErr w:type="spellStart"/>
+      <w:r>
+        <w:rPr>
+          <w:rFonts w:ascii="Times New Roman" w:hAnsi="Times New Roman" w:cs="Times New Roman"/>
+          <w:lang w:val="en-IN"/>
+        </w:rPr>
+        <w:t>cosine_similarity</w:t>
+      </w:r>
+      <w:proofErr w:type="spellEnd"/>
     </w:p>
     <w:p>
       <w:pPr>
@@ -2305,28 +2773,37 @@
           <w:lang w:val="en-IN"/>
         </w:rPr>
       </w:pPr>
-      <w:r>
-        <w:rPr>
-          <w:rFonts w:ascii="Times New Roman" w:hAnsi="Times New Roman" w:cs="Times New Roman"/>
-          <w:lang w:val="en-IN"/>
-        </w:rPr>
-        <w:t>df=</w:t>
-      </w:r>
-      <w:proofErr w:type="gramStart"/>
-      <w:r>
-        <w:rPr>
-          <w:rFonts w:ascii="Times New Roman" w:hAnsi="Times New Roman" w:cs="Times New Roman"/>
-          <w:lang w:val="en-IN"/>
-        </w:rPr>
-        <w:t>pd.read</w:t>
-      </w:r>
-      <w:proofErr w:type="gramEnd"/>
-      <w:r>
-        <w:rPr>
-          <w:rFonts w:ascii="Times New Roman" w:hAnsi="Times New Roman" w:cs="Times New Roman"/>
-          <w:lang w:val="en-IN"/>
-        </w:rPr>
-        <w:t>_csv("/content/movies.csv")</w:t>
+      <w:proofErr w:type="spellStart"/>
+      <w:r>
+        <w:rPr>
+          <w:rFonts w:ascii="Times New Roman" w:hAnsi="Times New Roman" w:cs="Times New Roman"/>
+          <w:lang w:val="en-IN"/>
+        </w:rPr>
+        <w:t>df</w:t>
+      </w:r>
+      <w:proofErr w:type="spellEnd"/>
+      <w:r>
+        <w:rPr>
+          <w:rFonts w:ascii="Times New Roman" w:hAnsi="Times New Roman" w:cs="Times New Roman"/>
+          <w:lang w:val="en-IN"/>
+        </w:rPr>
+        <w:t>=</w:t>
+      </w:r>
+      <w:proofErr w:type="spellStart"/>
+      <w:r>
+        <w:rPr>
+          <w:rFonts w:ascii="Times New Roman" w:hAnsi="Times New Roman" w:cs="Times New Roman"/>
+          <w:lang w:val="en-IN"/>
+        </w:rPr>
+        <w:t>pd.read_csv</w:t>
+      </w:r>
+      <w:proofErr w:type="spellEnd"/>
+      <w:r>
+        <w:rPr>
+          <w:rFonts w:ascii="Times New Roman" w:hAnsi="Times New Roman" w:cs="Times New Roman"/>
+          <w:lang w:val="en-IN"/>
+        </w:rPr>
+        <w:t>("/content/movies.csv")</w:t>
       </w:r>
     </w:p>
     <w:p>
@@ -2359,38 +2836,47 @@
           <w:lang w:val="en-IN"/>
         </w:rPr>
       </w:pPr>
-      <w:r>
-        <w:rPr>
-          <w:rFonts w:ascii="Times New Roman" w:hAnsi="Times New Roman" w:cs="Times New Roman"/>
-          <w:lang w:val="en-IN"/>
-        </w:rPr>
-        <w:t>df["genres</w:t>
-      </w:r>
-      <w:proofErr w:type="gramStart"/>
-      <w:r>
-        <w:rPr>
-          <w:rFonts w:ascii="Times New Roman" w:hAnsi="Times New Roman" w:cs="Times New Roman"/>
-          <w:lang w:val="en-IN"/>
-        </w:rPr>
-        <w:t>"]=</w:t>
-      </w:r>
-      <w:proofErr w:type="gramEnd"/>
-      <w:r>
-        <w:rPr>
-          <w:rFonts w:ascii="Times New Roman" w:hAnsi="Times New Roman" w:cs="Times New Roman"/>
-          <w:lang w:val="en-IN"/>
-        </w:rPr>
-        <w:t>df["Genre"</w:t>
-      </w:r>
-      <w:proofErr w:type="gramStart"/>
-      <w:r>
-        <w:rPr>
-          <w:rFonts w:ascii="Times New Roman" w:hAnsi="Times New Roman" w:cs="Times New Roman"/>
-          <w:lang w:val="en-IN"/>
-        </w:rPr>
-        <w:t>].fillna</w:t>
-      </w:r>
-      <w:proofErr w:type="gramEnd"/>
+      <w:proofErr w:type="spellStart"/>
+      <w:r>
+        <w:rPr>
+          <w:rFonts w:ascii="Times New Roman" w:hAnsi="Times New Roman" w:cs="Times New Roman"/>
+          <w:lang w:val="en-IN"/>
+        </w:rPr>
+        <w:t>df</w:t>
+      </w:r>
+      <w:proofErr w:type="spellEnd"/>
+      <w:r>
+        <w:rPr>
+          <w:rFonts w:ascii="Times New Roman" w:hAnsi="Times New Roman" w:cs="Times New Roman"/>
+          <w:lang w:val="en-IN"/>
+        </w:rPr>
+        <w:t>["genres"]=</w:t>
+      </w:r>
+      <w:proofErr w:type="spellStart"/>
+      <w:r>
+        <w:rPr>
+          <w:rFonts w:ascii="Times New Roman" w:hAnsi="Times New Roman" w:cs="Times New Roman"/>
+          <w:lang w:val="en-IN"/>
+        </w:rPr>
+        <w:t>df</w:t>
+      </w:r>
+      <w:proofErr w:type="spellEnd"/>
+      <w:r>
+        <w:rPr>
+          <w:rFonts w:ascii="Times New Roman" w:hAnsi="Times New Roman" w:cs="Times New Roman"/>
+          <w:lang w:val="en-IN"/>
+        </w:rPr>
+        <w:t>["Genre"].</w:t>
+      </w:r>
+      <w:proofErr w:type="spellStart"/>
+      <w:r>
+        <w:rPr>
+          <w:rFonts w:ascii="Times New Roman" w:hAnsi="Times New Roman" w:cs="Times New Roman"/>
+          <w:lang w:val="en-IN"/>
+        </w:rPr>
+        <w:t>fillna</w:t>
+      </w:r>
+      <w:proofErr w:type="spellEnd"/>
       <w:r>
         <w:rPr>
           <w:rFonts w:ascii="Times New Roman" w:hAnsi="Times New Roman" w:cs="Times New Roman"/>
@@ -2410,38 +2896,63 @@
           <w:lang w:val="en-IN"/>
         </w:rPr>
       </w:pPr>
-      <w:r>
-        <w:rPr>
-          <w:rFonts w:ascii="Times New Roman" w:hAnsi="Times New Roman" w:cs="Times New Roman"/>
-          <w:lang w:val="en-IN"/>
-        </w:rPr>
-        <w:t>df["lead_studio</w:t>
-      </w:r>
-      <w:proofErr w:type="gramStart"/>
-      <w:r>
-        <w:rPr>
-          <w:rFonts w:ascii="Times New Roman" w:hAnsi="Times New Roman" w:cs="Times New Roman"/>
-          <w:lang w:val="en-IN"/>
-        </w:rPr>
-        <w:t>"]=df[</w:t>
-      </w:r>
-      <w:proofErr w:type="gramEnd"/>
-      <w:r>
-        <w:rPr>
-          <w:rFonts w:ascii="Times New Roman" w:hAnsi="Times New Roman" w:cs="Times New Roman"/>
-          <w:lang w:val="en-IN"/>
-        </w:rPr>
-        <w:t>"Lead Studio"</w:t>
-      </w:r>
-      <w:proofErr w:type="gramStart"/>
-      <w:r>
-        <w:rPr>
-          <w:rFonts w:ascii="Times New Roman" w:hAnsi="Times New Roman" w:cs="Times New Roman"/>
-          <w:lang w:val="en-IN"/>
-        </w:rPr>
-        <w:t>].fillna</w:t>
-      </w:r>
-      <w:proofErr w:type="gramEnd"/>
+      <w:proofErr w:type="spellStart"/>
+      <w:r>
+        <w:rPr>
+          <w:rFonts w:ascii="Times New Roman" w:hAnsi="Times New Roman" w:cs="Times New Roman"/>
+          <w:lang w:val="en-IN"/>
+        </w:rPr>
+        <w:t>df</w:t>
+      </w:r>
+      <w:proofErr w:type="spellEnd"/>
+      <w:r>
+        <w:rPr>
+          <w:rFonts w:ascii="Times New Roman" w:hAnsi="Times New Roman" w:cs="Times New Roman"/>
+          <w:lang w:val="en-IN"/>
+        </w:rPr>
+        <w:t>["</w:t>
+      </w:r>
+      <w:proofErr w:type="spellStart"/>
+      <w:r>
+        <w:rPr>
+          <w:rFonts w:ascii="Times New Roman" w:hAnsi="Times New Roman" w:cs="Times New Roman"/>
+          <w:lang w:val="en-IN"/>
+        </w:rPr>
+        <w:t>lead_studio</w:t>
+      </w:r>
+      <w:proofErr w:type="spellEnd"/>
+      <w:r>
+        <w:rPr>
+          <w:rFonts w:ascii="Times New Roman" w:hAnsi="Times New Roman" w:cs="Times New Roman"/>
+          <w:lang w:val="en-IN"/>
+        </w:rPr>
+        <w:t>"]=</w:t>
+      </w:r>
+      <w:proofErr w:type="spellStart"/>
+      <w:r>
+        <w:rPr>
+          <w:rFonts w:ascii="Times New Roman" w:hAnsi="Times New Roman" w:cs="Times New Roman"/>
+          <w:lang w:val="en-IN"/>
+        </w:rPr>
+        <w:t>df</w:t>
+      </w:r>
+      <w:proofErr w:type="spellEnd"/>
+      <w:r>
+        <w:rPr>
+          <w:rFonts w:ascii="Times New Roman" w:hAnsi="Times New Roman" w:cs="Times New Roman"/>
+          <w:lang w:val="en-IN"/>
+        </w:rPr>
+        <w:t>["Lead Studio"].</w:t>
+      </w:r>
+      <w:proofErr w:type="spellStart"/>
+      <w:r>
+        <w:rPr>
+          <w:rFonts w:ascii="Times New Roman" w:hAnsi="Times New Roman" w:cs="Times New Roman"/>
+          <w:lang w:val="en-IN"/>
+        </w:rPr>
+        <w:t>fillna</w:t>
+      </w:r>
+      <w:proofErr w:type="spellEnd"/>
       <w:r>
         <w:rPr>
           <w:rFonts w:ascii="Times New Roman" w:hAnsi="Times New Roman" w:cs="Times New Roman"/>
@@ -2461,44 +2972,69 @@
           <w:lang w:val="en-IN"/>
         </w:rPr>
       </w:pPr>
-      <w:r>
-        <w:rPr>
-          <w:rFonts w:ascii="Times New Roman" w:hAnsi="Times New Roman" w:cs="Times New Roman"/>
-          <w:lang w:val="en-IN"/>
-        </w:rPr>
-        <w:t>df["content</w:t>
-      </w:r>
-      <w:proofErr w:type="gramStart"/>
-      <w:r>
-        <w:rPr>
-          <w:rFonts w:ascii="Times New Roman" w:hAnsi="Times New Roman" w:cs="Times New Roman"/>
-          <w:lang w:val="en-IN"/>
-        </w:rPr>
-        <w:t>"]=</w:t>
-      </w:r>
-      <w:proofErr w:type="gramEnd"/>
-      <w:r>
-        <w:rPr>
-          <w:rFonts w:ascii="Times New Roman" w:hAnsi="Times New Roman" w:cs="Times New Roman"/>
-          <w:lang w:val="en-IN"/>
-        </w:rPr>
-        <w:t>df["genres</w:t>
-      </w:r>
-      <w:proofErr w:type="gramStart"/>
-      <w:r>
-        <w:rPr>
-          <w:rFonts w:ascii="Times New Roman" w:hAnsi="Times New Roman" w:cs="Times New Roman"/>
-          <w:lang w:val="en-IN"/>
-        </w:rPr>
-        <w:t>"]+</w:t>
-      </w:r>
-      <w:proofErr w:type="gramEnd"/>
-      <w:r>
-        <w:rPr>
-          <w:rFonts w:ascii="Times New Roman" w:hAnsi="Times New Roman" w:cs="Times New Roman"/>
-          <w:lang w:val="en-IN"/>
-        </w:rPr>
-        <w:t>" "+df['lead_studio']</w:t>
+      <w:proofErr w:type="spellStart"/>
+      <w:r>
+        <w:rPr>
+          <w:rFonts w:ascii="Times New Roman" w:hAnsi="Times New Roman" w:cs="Times New Roman"/>
+          <w:lang w:val="en-IN"/>
+        </w:rPr>
+        <w:t>df</w:t>
+      </w:r>
+      <w:proofErr w:type="spellEnd"/>
+      <w:r>
+        <w:rPr>
+          <w:rFonts w:ascii="Times New Roman" w:hAnsi="Times New Roman" w:cs="Times New Roman"/>
+          <w:lang w:val="en-IN"/>
+        </w:rPr>
+        <w:t>["content"]=</w:t>
+      </w:r>
+      <w:proofErr w:type="spellStart"/>
+      <w:r>
+        <w:rPr>
+          <w:rFonts w:ascii="Times New Roman" w:hAnsi="Times New Roman" w:cs="Times New Roman"/>
+          <w:lang w:val="en-IN"/>
+        </w:rPr>
+        <w:t>df</w:t>
+      </w:r>
+      <w:proofErr w:type="spellEnd"/>
+      <w:r>
+        <w:rPr>
+          <w:rFonts w:ascii="Times New Roman" w:hAnsi="Times New Roman" w:cs="Times New Roman"/>
+          <w:lang w:val="en-IN"/>
+        </w:rPr>
+        <w:t>["genres"]+" "+</w:t>
+      </w:r>
+      <w:proofErr w:type="spellStart"/>
+      <w:r>
+        <w:rPr>
+          <w:rFonts w:ascii="Times New Roman" w:hAnsi="Times New Roman" w:cs="Times New Roman"/>
+          <w:lang w:val="en-IN"/>
+        </w:rPr>
+        <w:t>df</w:t>
+      </w:r>
+      <w:proofErr w:type="spellEnd"/>
+      <w:r>
+        <w:rPr>
+          <w:rFonts w:ascii="Times New Roman" w:hAnsi="Times New Roman" w:cs="Times New Roman"/>
+          <w:lang w:val="en-IN"/>
+        </w:rPr>
+        <w:t>['</w:t>
+      </w:r>
+      <w:proofErr w:type="spellStart"/>
+      <w:r>
+        <w:rPr>
+          <w:rFonts w:ascii="Times New Roman" w:hAnsi="Times New Roman" w:cs="Times New Roman"/>
+          <w:lang w:val="en-IN"/>
+        </w:rPr>
+        <w:t>lead_studio</w:t>
+      </w:r>
+      <w:proofErr w:type="spellEnd"/>
+      <w:r>
+        <w:rPr>
+          <w:rFonts w:ascii="Times New Roman" w:hAnsi="Times New Roman" w:cs="Times New Roman"/>
+          <w:lang w:val="en-IN"/>
+        </w:rPr>
+        <w:t>']</w:t>
       </w:r>
     </w:p>
     <w:p>
@@ -2531,12 +3067,69 @@
           <w:lang w:val="en-IN"/>
         </w:rPr>
       </w:pPr>
-      <w:r>
-        <w:rPr>
-          <w:rFonts w:ascii="Times New Roman" w:hAnsi="Times New Roman" w:cs="Times New Roman"/>
-          <w:lang w:val="en-IN"/>
-        </w:rPr>
-        <w:t>tfidf=TfidfVectorizer(stop_words="english")</w:t>
+      <w:proofErr w:type="spellStart"/>
+      <w:r>
+        <w:rPr>
+          <w:rFonts w:ascii="Times New Roman" w:hAnsi="Times New Roman" w:cs="Times New Roman"/>
+          <w:lang w:val="en-IN"/>
+        </w:rPr>
+        <w:t>tfidf</w:t>
+      </w:r>
+      <w:proofErr w:type="spellEnd"/>
+      <w:r>
+        <w:rPr>
+          <w:rFonts w:ascii="Times New Roman" w:hAnsi="Times New Roman" w:cs="Times New Roman"/>
+          <w:lang w:val="en-IN"/>
+        </w:rPr>
+        <w:t>=</w:t>
+      </w:r>
+      <w:proofErr w:type="spellStart"/>
+      <w:r>
+        <w:rPr>
+          <w:rFonts w:ascii="Times New Roman" w:hAnsi="Times New Roman" w:cs="Times New Roman"/>
+          <w:lang w:val="en-IN"/>
+        </w:rPr>
+        <w:t>TfidfVectorizer</w:t>
+      </w:r>
+      <w:proofErr w:type="spellEnd"/>
+      <w:r>
+        <w:rPr>
+          <w:rFonts w:ascii="Times New Roman" w:hAnsi="Times New Roman" w:cs="Times New Roman"/>
+          <w:lang w:val="en-IN"/>
+        </w:rPr>
+        <w:t>(</w:t>
+      </w:r>
+      <w:proofErr w:type="spellStart"/>
+      <w:r>
+        <w:rPr>
+          <w:rFonts w:ascii="Times New Roman" w:hAnsi="Times New Roman" w:cs="Times New Roman"/>
+          <w:lang w:val="en-IN"/>
+        </w:rPr>
+        <w:t>stop_words</w:t>
+      </w:r>
+      <w:proofErr w:type="spellEnd"/>
+      <w:r>
+        <w:rPr>
+          <w:rFonts w:ascii="Times New Roman" w:hAnsi="Times New Roman" w:cs="Times New Roman"/>
+          <w:lang w:val="en-IN"/>
+        </w:rPr>
+        <w:t>="</w:t>
+      </w:r>
+      <w:proofErr w:type="spellStart"/>
+      <w:r>
+        <w:rPr>
+          <w:rFonts w:ascii="Times New Roman" w:hAnsi="Times New Roman" w:cs="Times New Roman"/>
+          <w:lang w:val="en-IN"/>
+        </w:rPr>
+        <w:t>english</w:t>
+      </w:r>
+      <w:proofErr w:type="spellEnd"/>
+      <w:r>
+        <w:rPr>
+          <w:rFonts w:ascii="Times New Roman" w:hAnsi="Times New Roman" w:cs="Times New Roman"/>
+          <w:lang w:val="en-IN"/>
+        </w:rPr>
+        <w:t>")</w:t>
       </w:r>
     </w:p>
     <w:p>
@@ -2550,12 +3143,53 @@
           <w:lang w:val="en-IN"/>
         </w:rPr>
       </w:pPr>
-      <w:r>
-        <w:rPr>
-          <w:rFonts w:ascii="Times New Roman" w:hAnsi="Times New Roman" w:cs="Times New Roman"/>
-          <w:lang w:val="en-IN"/>
-        </w:rPr>
-        <w:t>tfidf_matrix=tfidf.fit_transform(df["content"])</w:t>
+      <w:proofErr w:type="spellStart"/>
+      <w:r>
+        <w:rPr>
+          <w:rFonts w:ascii="Times New Roman" w:hAnsi="Times New Roman" w:cs="Times New Roman"/>
+          <w:lang w:val="en-IN"/>
+        </w:rPr>
+        <w:t>tfidf_matrix</w:t>
+      </w:r>
+      <w:proofErr w:type="spellEnd"/>
+      <w:r>
+        <w:rPr>
+          <w:rFonts w:ascii="Times New Roman" w:hAnsi="Times New Roman" w:cs="Times New Roman"/>
+          <w:lang w:val="en-IN"/>
+        </w:rPr>
+        <w:t>=</w:t>
+      </w:r>
+      <w:proofErr w:type="spellStart"/>
+      <w:r>
+        <w:rPr>
+          <w:rFonts w:ascii="Times New Roman" w:hAnsi="Times New Roman" w:cs="Times New Roman"/>
+          <w:lang w:val="en-IN"/>
+        </w:rPr>
+        <w:t>tfidf.fit_transform</w:t>
+      </w:r>
+      <w:proofErr w:type="spellEnd"/>
+      <w:r>
+        <w:rPr>
+          <w:rFonts w:ascii="Times New Roman" w:hAnsi="Times New Roman" w:cs="Times New Roman"/>
+          <w:lang w:val="en-IN"/>
+        </w:rPr>
+        <w:t>(</w:t>
+      </w:r>
+      <w:proofErr w:type="spellStart"/>
+      <w:r>
+        <w:rPr>
+          <w:rFonts w:ascii="Times New Roman" w:hAnsi="Times New Roman" w:cs="Times New Roman"/>
+          <w:lang w:val="en-IN"/>
+        </w:rPr>
+        <w:t>df</w:t>
+      </w:r>
+      <w:proofErr w:type="spellEnd"/>
+      <w:r>
+        <w:rPr>
+          <w:rFonts w:ascii="Times New Roman" w:hAnsi="Times New Roman" w:cs="Times New Roman"/>
+          <w:lang w:val="en-IN"/>
+        </w:rPr>
+        <w:t>["content"])</w:t>
       </w:r>
     </w:p>
     <w:p>
@@ -2569,28 +3203,53 @@
           <w:lang w:val="en-IN"/>
         </w:rPr>
       </w:pPr>
-      <w:r>
-        <w:rPr>
-          <w:rFonts w:ascii="Times New Roman" w:hAnsi="Times New Roman" w:cs="Times New Roman"/>
-          <w:lang w:val="en-IN"/>
-        </w:rPr>
-        <w:t>cosine_sim=cosine_similarity(tfidf_</w:t>
-      </w:r>
-      <w:proofErr w:type="gramStart"/>
-      <w:r>
-        <w:rPr>
-          <w:rFonts w:ascii="Times New Roman" w:hAnsi="Times New Roman" w:cs="Times New Roman"/>
-          <w:lang w:val="en-IN"/>
-        </w:rPr>
-        <w:t>matrix,tfidf</w:t>
-      </w:r>
-      <w:proofErr w:type="gramEnd"/>
-      <w:r>
-        <w:rPr>
-          <w:rFonts w:ascii="Times New Roman" w:hAnsi="Times New Roman" w:cs="Times New Roman"/>
-          <w:lang w:val="en-IN"/>
-        </w:rPr>
-        <w:t>_matrix)</w:t>
+      <w:proofErr w:type="spellStart"/>
+      <w:r>
+        <w:rPr>
+          <w:rFonts w:ascii="Times New Roman" w:hAnsi="Times New Roman" w:cs="Times New Roman"/>
+          <w:lang w:val="en-IN"/>
+        </w:rPr>
+        <w:t>cosine_sim</w:t>
+      </w:r>
+      <w:proofErr w:type="spellEnd"/>
+      <w:r>
+        <w:rPr>
+          <w:rFonts w:ascii="Times New Roman" w:hAnsi="Times New Roman" w:cs="Times New Roman"/>
+          <w:lang w:val="en-IN"/>
+        </w:rPr>
+        <w:t>=</w:t>
+      </w:r>
+      <w:proofErr w:type="spellStart"/>
+      <w:r>
+        <w:rPr>
+          <w:rFonts w:ascii="Times New Roman" w:hAnsi="Times New Roman" w:cs="Times New Roman"/>
+          <w:lang w:val="en-IN"/>
+        </w:rPr>
+        <w:t>cosine_similarity</w:t>
+      </w:r>
+      <w:proofErr w:type="spellEnd"/>
+      <w:r>
+        <w:rPr>
+          <w:rFonts w:ascii="Times New Roman" w:hAnsi="Times New Roman" w:cs="Times New Roman"/>
+          <w:lang w:val="en-IN"/>
+        </w:rPr>
+        <w:t>(</w:t>
+      </w:r>
+      <w:proofErr w:type="spellStart"/>
+      <w:r>
+        <w:rPr>
+          <w:rFonts w:ascii="Times New Roman" w:hAnsi="Times New Roman" w:cs="Times New Roman"/>
+          <w:lang w:val="en-IN"/>
+        </w:rPr>
+        <w:t>tfidf_matrix,tfidf_matrix</w:t>
+      </w:r>
+      <w:proofErr w:type="spellEnd"/>
+      <w:r>
+        <w:rPr>
+          <w:rFonts w:ascii="Times New Roman" w:hAnsi="Times New Roman" w:cs="Times New Roman"/>
+          <w:lang w:val="en-IN"/>
+        </w:rPr>
+        <w:t>)</w:t>
       </w:r>
     </w:p>
     <w:p>
@@ -2630,7 +3289,7 @@
         </w:rPr>
         <w:t>indices=</w:t>
       </w:r>
-      <w:proofErr w:type="gramStart"/>
+      <w:proofErr w:type="spellStart"/>
       <w:r>
         <w:rPr>
           <w:rFonts w:ascii="Times New Roman" w:hAnsi="Times New Roman" w:cs="Times New Roman"/>
@@ -2638,7 +3297,7 @@
         </w:rPr>
         <w:t>pd.Series</w:t>
       </w:r>
-      <w:proofErr w:type="gramEnd"/>
+      <w:proofErr w:type="spellEnd"/>
       <w:r>
         <w:rPr>
           <w:rFonts w:ascii="Times New Roman" w:hAnsi="Times New Roman" w:cs="Times New Roman"/>
@@ -2646,53 +3305,53 @@
         </w:rPr>
         <w:t>(</w:t>
       </w:r>
-      <w:proofErr w:type="gramStart"/>
-      <w:r>
-        <w:rPr>
-          <w:rFonts w:ascii="Times New Roman" w:hAnsi="Times New Roman" w:cs="Times New Roman"/>
-          <w:lang w:val="en-IN"/>
-        </w:rPr>
-        <w:t>df.index</w:t>
-      </w:r>
-      <w:proofErr w:type="gramEnd"/>
-      <w:r>
-        <w:rPr>
-          <w:rFonts w:ascii="Times New Roman" w:hAnsi="Times New Roman" w:cs="Times New Roman"/>
-          <w:lang w:val="en-IN"/>
-        </w:rPr>
-        <w:t>,index=df["Film"]</w:t>
-      </w:r>
-      <w:proofErr w:type="gramStart"/>
-      <w:r>
-        <w:rPr>
-          <w:rFonts w:ascii="Times New Roman" w:hAnsi="Times New Roman" w:cs="Times New Roman"/>
-          <w:lang w:val="en-IN"/>
-        </w:rPr>
-        <w:t>).drop</w:t>
-      </w:r>
-      <w:proofErr w:type="gramEnd"/>
-      <w:r>
-        <w:rPr>
-          <w:rFonts w:ascii="Times New Roman" w:hAnsi="Times New Roman" w:cs="Times New Roman"/>
-          <w:lang w:val="en-IN"/>
-        </w:rPr>
-        <w:t>_</w:t>
-      </w:r>
-      <w:proofErr w:type="gramStart"/>
-      <w:r>
-        <w:rPr>
-          <w:rFonts w:ascii="Times New Roman" w:hAnsi="Times New Roman" w:cs="Times New Roman"/>
-          <w:lang w:val="en-IN"/>
-        </w:rPr>
-        <w:t>duplicates(</w:t>
-      </w:r>
-      <w:proofErr w:type="gramEnd"/>
-      <w:r>
-        <w:rPr>
-          <w:rFonts w:ascii="Times New Roman" w:hAnsi="Times New Roman" w:cs="Times New Roman"/>
-          <w:lang w:val="en-IN"/>
-        </w:rPr>
-        <w:t>)</w:t>
+      <w:proofErr w:type="spellStart"/>
+      <w:r>
+        <w:rPr>
+          <w:rFonts w:ascii="Times New Roman" w:hAnsi="Times New Roman" w:cs="Times New Roman"/>
+          <w:lang w:val="en-IN"/>
+        </w:rPr>
+        <w:t>df.index,index</w:t>
+      </w:r>
+      <w:proofErr w:type="spellEnd"/>
+      <w:r>
+        <w:rPr>
+          <w:rFonts w:ascii="Times New Roman" w:hAnsi="Times New Roman" w:cs="Times New Roman"/>
+          <w:lang w:val="en-IN"/>
+        </w:rPr>
+        <w:t>=</w:t>
+      </w:r>
+      <w:proofErr w:type="spellStart"/>
+      <w:r>
+        <w:rPr>
+          <w:rFonts w:ascii="Times New Roman" w:hAnsi="Times New Roman" w:cs="Times New Roman"/>
+          <w:lang w:val="en-IN"/>
+        </w:rPr>
+        <w:t>df</w:t>
+      </w:r>
+      <w:proofErr w:type="spellEnd"/>
+      <w:r>
+        <w:rPr>
+          <w:rFonts w:ascii="Times New Roman" w:hAnsi="Times New Roman" w:cs="Times New Roman"/>
+          <w:lang w:val="en-IN"/>
+        </w:rPr>
+        <w:t>["Film"]).</w:t>
+      </w:r>
+      <w:proofErr w:type="spellStart"/>
+      <w:r>
+        <w:rPr>
+          <w:rFonts w:ascii="Times New Roman" w:hAnsi="Times New Roman" w:cs="Times New Roman"/>
+          <w:lang w:val="en-IN"/>
+        </w:rPr>
+        <w:t>drop_duplicates</w:t>
+      </w:r>
+      <w:proofErr w:type="spellEnd"/>
+      <w:r>
+        <w:rPr>
+          <w:rFonts w:ascii="Times New Roman" w:hAnsi="Times New Roman" w:cs="Times New Roman"/>
+          <w:lang w:val="en-IN"/>
+        </w:rPr>
+        <w:t>()</w:t>
       </w:r>
     </w:p>
     <w:p>
@@ -2711,9 +3370,25 @@
           <w:rFonts w:ascii="Times New Roman" w:hAnsi="Times New Roman" w:cs="Times New Roman"/>
           <w:lang w:val="en-IN"/>
         </w:rPr>
-        <w:t>def recommendation_movie(</w:t>
-      </w:r>
-      <w:proofErr w:type="gramStart"/>
+        <w:t xml:space="preserve">def </w:t>
+      </w:r>
+      <w:proofErr w:type="spellStart"/>
+      <w:r>
+        <w:rPr>
+          <w:rFonts w:ascii="Times New Roman" w:hAnsi="Times New Roman" w:cs="Times New Roman"/>
+          <w:lang w:val="en-IN"/>
+        </w:rPr>
+        <w:t>recommendation_movie</w:t>
+      </w:r>
+      <w:proofErr w:type="spellEnd"/>
+      <w:r>
+        <w:rPr>
+          <w:rFonts w:ascii="Times New Roman" w:hAnsi="Times New Roman" w:cs="Times New Roman"/>
+          <w:lang w:val="en-IN"/>
+        </w:rPr>
+        <w:t>(</w:t>
+      </w:r>
+      <w:proofErr w:type="spellStart"/>
       <w:r>
         <w:rPr>
           <w:rFonts w:ascii="Times New Roman" w:hAnsi="Times New Roman" w:cs="Times New Roman"/>
@@ -2721,7 +3396,7 @@
         </w:rPr>
         <w:t>title,topn</w:t>
       </w:r>
-      <w:proofErr w:type="gramEnd"/>
+      <w:proofErr w:type="spellEnd"/>
       <w:r>
         <w:rPr>
           <w:rFonts w:ascii="Times New Roman" w:hAnsi="Times New Roman" w:cs="Times New Roman"/>
@@ -2784,7 +3459,23 @@
           <w:rFonts w:ascii="Times New Roman" w:hAnsi="Times New Roman" w:cs="Times New Roman"/>
           <w:lang w:val="en-IN"/>
         </w:rPr>
-        <w:t>  idx=indices[title]</w:t>
+        <w:t xml:space="preserve">  </w:t>
+      </w:r>
+      <w:proofErr w:type="spellStart"/>
+      <w:r>
+        <w:rPr>
+          <w:rFonts w:ascii="Times New Roman" w:hAnsi="Times New Roman" w:cs="Times New Roman"/>
+          <w:lang w:val="en-IN"/>
+        </w:rPr>
+        <w:t>idx</w:t>
+      </w:r>
+      <w:proofErr w:type="spellEnd"/>
+      <w:r>
+        <w:rPr>
+          <w:rFonts w:ascii="Times New Roman" w:hAnsi="Times New Roman" w:cs="Times New Roman"/>
+          <w:lang w:val="en-IN"/>
+        </w:rPr>
+        <w:t>=indices[title]</w:t>
       </w:r>
     </w:p>
     <w:p>
@@ -2804,7 +3495,55 @@
           <w:lang w:val="en-IN"/>
         </w:rPr>
         <w:lastRenderedPageBreak/>
-        <w:t>  sim_scores=list(enumerate(cosine_sim[idx]))</w:t>
+        <w:t xml:space="preserve">  </w:t>
+      </w:r>
+      <w:proofErr w:type="spellStart"/>
+      <w:r>
+        <w:rPr>
+          <w:rFonts w:ascii="Times New Roman" w:hAnsi="Times New Roman" w:cs="Times New Roman"/>
+          <w:lang w:val="en-IN"/>
+        </w:rPr>
+        <w:t>sim_scores</w:t>
+      </w:r>
+      <w:proofErr w:type="spellEnd"/>
+      <w:r>
+        <w:rPr>
+          <w:rFonts w:ascii="Times New Roman" w:hAnsi="Times New Roman" w:cs="Times New Roman"/>
+          <w:lang w:val="en-IN"/>
+        </w:rPr>
+        <w:t>=list(enumerate(</w:t>
+      </w:r>
+      <w:proofErr w:type="spellStart"/>
+      <w:r>
+        <w:rPr>
+          <w:rFonts w:ascii="Times New Roman" w:hAnsi="Times New Roman" w:cs="Times New Roman"/>
+          <w:lang w:val="en-IN"/>
+        </w:rPr>
+        <w:t>cosine_sim</w:t>
+      </w:r>
+      <w:proofErr w:type="spellEnd"/>
+      <w:r>
+        <w:rPr>
+          <w:rFonts w:ascii="Times New Roman" w:hAnsi="Times New Roman" w:cs="Times New Roman"/>
+          <w:lang w:val="en-IN"/>
+        </w:rPr>
+        <w:t>[</w:t>
+      </w:r>
+      <w:proofErr w:type="spellStart"/>
+      <w:r>
+        <w:rPr>
+          <w:rFonts w:ascii="Times New Roman" w:hAnsi="Times New Roman" w:cs="Times New Roman"/>
+          <w:lang w:val="en-IN"/>
+        </w:rPr>
+        <w:t>idx</w:t>
+      </w:r>
+      <w:proofErr w:type="spellEnd"/>
+      <w:r>
+        <w:rPr>
+          <w:rFonts w:ascii="Times New Roman" w:hAnsi="Times New Roman" w:cs="Times New Roman"/>
+          <w:lang w:val="en-IN"/>
+        </w:rPr>
+        <w:t>]))</w:t>
       </w:r>
     </w:p>
     <w:p>
@@ -2823,55 +3562,39 @@
           <w:rFonts w:ascii="Times New Roman" w:hAnsi="Times New Roman" w:cs="Times New Roman"/>
           <w:lang w:val="en-IN"/>
         </w:rPr>
-        <w:t>  sim_scores=</w:t>
-      </w:r>
-      <w:proofErr w:type="gramStart"/>
-      <w:r>
-        <w:rPr>
-          <w:rFonts w:ascii="Times New Roman" w:hAnsi="Times New Roman" w:cs="Times New Roman"/>
-          <w:lang w:val="en-IN"/>
-        </w:rPr>
-        <w:t>sorted(</w:t>
-      </w:r>
-      <w:proofErr w:type="gramEnd"/>
-      <w:r>
-        <w:rPr>
-          <w:rFonts w:ascii="Times New Roman" w:hAnsi="Times New Roman" w:cs="Times New Roman"/>
-          <w:lang w:val="en-IN"/>
-        </w:rPr>
-        <w:t>sim_</w:t>
-      </w:r>
-      <w:proofErr w:type="gramStart"/>
-      <w:r>
-        <w:rPr>
-          <w:rFonts w:ascii="Times New Roman" w:hAnsi="Times New Roman" w:cs="Times New Roman"/>
-          <w:lang w:val="en-IN"/>
-        </w:rPr>
-        <w:t>scores,key</w:t>
-      </w:r>
-      <w:proofErr w:type="gramEnd"/>
-      <w:r>
-        <w:rPr>
-          <w:rFonts w:ascii="Times New Roman" w:hAnsi="Times New Roman" w:cs="Times New Roman"/>
-          <w:lang w:val="en-IN"/>
-        </w:rPr>
-        <w:t>=lambda x:x[1</w:t>
-      </w:r>
-      <w:proofErr w:type="gramStart"/>
-      <w:r>
-        <w:rPr>
-          <w:rFonts w:ascii="Times New Roman" w:hAnsi="Times New Roman" w:cs="Times New Roman"/>
-          <w:lang w:val="en-IN"/>
-        </w:rPr>
-        <w:t>],reverse</w:t>
-      </w:r>
-      <w:proofErr w:type="gramEnd"/>
-      <w:r>
-        <w:rPr>
-          <w:rFonts w:ascii="Times New Roman" w:hAnsi="Times New Roman" w:cs="Times New Roman"/>
-          <w:lang w:val="en-IN"/>
-        </w:rPr>
-        <w:t>=True)</w:t>
+        <w:t xml:space="preserve">  </w:t>
+      </w:r>
+      <w:proofErr w:type="spellStart"/>
+      <w:r>
+        <w:rPr>
+          <w:rFonts w:ascii="Times New Roman" w:hAnsi="Times New Roman" w:cs="Times New Roman"/>
+          <w:lang w:val="en-IN"/>
+        </w:rPr>
+        <w:t>sim_scores</w:t>
+      </w:r>
+      <w:proofErr w:type="spellEnd"/>
+      <w:r>
+        <w:rPr>
+          <w:rFonts w:ascii="Times New Roman" w:hAnsi="Times New Roman" w:cs="Times New Roman"/>
+          <w:lang w:val="en-IN"/>
+        </w:rPr>
+        <w:t>=sorted(</w:t>
+      </w:r>
+      <w:proofErr w:type="spellStart"/>
+      <w:r>
+        <w:rPr>
+          <w:rFonts w:ascii="Times New Roman" w:hAnsi="Times New Roman" w:cs="Times New Roman"/>
+          <w:lang w:val="en-IN"/>
+        </w:rPr>
+        <w:t>sim_scores,key</w:t>
+      </w:r>
+      <w:proofErr w:type="spellEnd"/>
+      <w:r>
+        <w:rPr>
+          <w:rFonts w:ascii="Times New Roman" w:hAnsi="Times New Roman" w:cs="Times New Roman"/>
+          <w:lang w:val="en-IN"/>
+        </w:rPr>
+        <w:t>=lambda x:x[1],reverse=True)</w:t>
       </w:r>
     </w:p>
     <w:p>
@@ -2882,31 +3605,22 @@
         <w:jc w:val="both"/>
         <w:rPr>
           <w:rFonts w:ascii="Times New Roman" w:hAnsi="Times New Roman" w:cs="Times New Roman"/>
-          <w:lang w:val="en-IN"/>
-        </w:rPr>
-      </w:pPr>
-      <w:r>
-        <w:rPr>
-          <w:rFonts w:ascii="Times New Roman" w:hAnsi="Times New Roman" w:cs="Times New Roman"/>
-          <w:lang w:val="en-IN"/>
-        </w:rPr>
-        <w:t>  sim_scores=sim_scores[</w:t>
-      </w:r>
-      <w:proofErr w:type="gramStart"/>
-      <w:r>
-        <w:rPr>
-          <w:rFonts w:ascii="Times New Roman" w:hAnsi="Times New Roman" w:cs="Times New Roman"/>
-          <w:lang w:val="en-IN"/>
-        </w:rPr>
-        <w:t>1:topn</w:t>
-      </w:r>
-      <w:proofErr w:type="gramEnd"/>
-      <w:r>
-        <w:rPr>
-          <w:rFonts w:ascii="Times New Roman" w:hAnsi="Times New Roman" w:cs="Times New Roman"/>
-          <w:lang w:val="en-IN"/>
-        </w:rPr>
-        <w:t>+1]</w:t>
+          <w:lang w:val="pt-PT"/>
+        </w:rPr>
+      </w:pPr>
+      <w:r>
+        <w:rPr>
+          <w:rFonts w:ascii="Times New Roman" w:hAnsi="Times New Roman" w:cs="Times New Roman"/>
+          <w:lang w:val="en-IN"/>
+        </w:rPr>
+        <w:t xml:space="preserve">  </w:t>
+      </w:r>
+      <w:r>
+        <w:rPr>
+          <w:rFonts w:ascii="Times New Roman" w:hAnsi="Times New Roman" w:cs="Times New Roman"/>
+          <w:lang w:val="pt-PT"/>
+        </w:rPr>
+        <w:t>sim_scores=sim_scores[1:topn+1]</w:t>
       </w:r>
     </w:p>
     <w:p>
@@ -2923,25 +3637,73 @@
       <w:r>
         <w:rPr>
           <w:rFonts w:ascii="Times New Roman" w:hAnsi="Times New Roman" w:cs="Times New Roman"/>
-          <w:lang w:val="en-IN"/>
-        </w:rPr>
-        <w:t>  movie_indices=[</w:t>
-      </w:r>
-      <w:proofErr w:type="gramStart"/>
-      <w:r>
-        <w:rPr>
-          <w:rFonts w:ascii="Times New Roman" w:hAnsi="Times New Roman" w:cs="Times New Roman"/>
-          <w:lang w:val="en-IN"/>
-        </w:rPr>
-        <w:t>i[</w:t>
-      </w:r>
-      <w:proofErr w:type="gramEnd"/>
-      <w:r>
-        <w:rPr>
-          <w:rFonts w:ascii="Times New Roman" w:hAnsi="Times New Roman" w:cs="Times New Roman"/>
-          <w:lang w:val="en-IN"/>
-        </w:rPr>
-        <w:t>0] for i in sim_scores]</w:t>
+          <w:lang w:val="pt-PT"/>
+        </w:rPr>
+        <w:t xml:space="preserve">  </w:t>
+      </w:r>
+      <w:proofErr w:type="spellStart"/>
+      <w:r>
+        <w:rPr>
+          <w:rFonts w:ascii="Times New Roman" w:hAnsi="Times New Roman" w:cs="Times New Roman"/>
+          <w:lang w:val="en-IN"/>
+        </w:rPr>
+        <w:t>movie_indices</w:t>
+      </w:r>
+      <w:proofErr w:type="spellEnd"/>
+      <w:r>
+        <w:rPr>
+          <w:rFonts w:ascii="Times New Roman" w:hAnsi="Times New Roman" w:cs="Times New Roman"/>
+          <w:lang w:val="en-IN"/>
+        </w:rPr>
+        <w:t>=[</w:t>
+      </w:r>
+      <w:proofErr w:type="spellStart"/>
+      <w:r>
+        <w:rPr>
+          <w:rFonts w:ascii="Times New Roman" w:hAnsi="Times New Roman" w:cs="Times New Roman"/>
+          <w:lang w:val="en-IN"/>
+        </w:rPr>
+        <w:t>i</w:t>
+      </w:r>
+      <w:proofErr w:type="spellEnd"/>
+      <w:r>
+        <w:rPr>
+          <w:rFonts w:ascii="Times New Roman" w:hAnsi="Times New Roman" w:cs="Times New Roman"/>
+          <w:lang w:val="en-IN"/>
+        </w:rPr>
+        <w:t xml:space="preserve">[0] for </w:t>
+      </w:r>
+      <w:proofErr w:type="spellStart"/>
+      <w:r>
+        <w:rPr>
+          <w:rFonts w:ascii="Times New Roman" w:hAnsi="Times New Roman" w:cs="Times New Roman"/>
+          <w:lang w:val="en-IN"/>
+        </w:rPr>
+        <w:t>i</w:t>
+      </w:r>
+      <w:proofErr w:type="spellEnd"/>
+      <w:r>
+        <w:rPr>
+          <w:rFonts w:ascii="Times New Roman" w:hAnsi="Times New Roman" w:cs="Times New Roman"/>
+          <w:lang w:val="en-IN"/>
+        </w:rPr>
+        <w:t xml:space="preserve"> in </w:t>
+      </w:r>
+      <w:proofErr w:type="spellStart"/>
+      <w:r>
+        <w:rPr>
+          <w:rFonts w:ascii="Times New Roman" w:hAnsi="Times New Roman" w:cs="Times New Roman"/>
+          <w:lang w:val="en-IN"/>
+        </w:rPr>
+        <w:t>sim_scores</w:t>
+      </w:r>
+      <w:proofErr w:type="spellEnd"/>
+      <w:r>
+        <w:rPr>
+          <w:rFonts w:ascii="Times New Roman" w:hAnsi="Times New Roman" w:cs="Times New Roman"/>
+          <w:lang w:val="en-IN"/>
+        </w:rPr>
+        <w:t>]</w:t>
       </w:r>
     </w:p>
     <w:p>
@@ -2960,23 +3722,55 @@
           <w:rFonts w:ascii="Times New Roman" w:hAnsi="Times New Roman" w:cs="Times New Roman"/>
           <w:lang w:val="en-IN"/>
         </w:rPr>
-        <w:t>  return df["Film"</w:t>
-      </w:r>
-      <w:proofErr w:type="gramStart"/>
-      <w:r>
-        <w:rPr>
-          <w:rFonts w:ascii="Times New Roman" w:hAnsi="Times New Roman" w:cs="Times New Roman"/>
-          <w:lang w:val="en-IN"/>
-        </w:rPr>
-        <w:t>].iloc</w:t>
-      </w:r>
-      <w:proofErr w:type="gramEnd"/>
-      <w:r>
-        <w:rPr>
-          <w:rFonts w:ascii="Times New Roman" w:hAnsi="Times New Roman" w:cs="Times New Roman"/>
-          <w:lang w:val="en-IN"/>
-        </w:rPr>
-        <w:t>[movie_indices]</w:t>
+        <w:t xml:space="preserve">  return </w:t>
+      </w:r>
+      <w:proofErr w:type="spellStart"/>
+      <w:r>
+        <w:rPr>
+          <w:rFonts w:ascii="Times New Roman" w:hAnsi="Times New Roman" w:cs="Times New Roman"/>
+          <w:lang w:val="en-IN"/>
+        </w:rPr>
+        <w:t>df</w:t>
+      </w:r>
+      <w:proofErr w:type="spellEnd"/>
+      <w:r>
+        <w:rPr>
+          <w:rFonts w:ascii="Times New Roman" w:hAnsi="Times New Roman" w:cs="Times New Roman"/>
+          <w:lang w:val="en-IN"/>
+        </w:rPr>
+        <w:t>["Film"].</w:t>
+      </w:r>
+      <w:proofErr w:type="spellStart"/>
+      <w:r>
+        <w:rPr>
+          <w:rFonts w:ascii="Times New Roman" w:hAnsi="Times New Roman" w:cs="Times New Roman"/>
+          <w:lang w:val="en-IN"/>
+        </w:rPr>
+        <w:t>iloc</w:t>
+      </w:r>
+      <w:proofErr w:type="spellEnd"/>
+      <w:r>
+        <w:rPr>
+          <w:rFonts w:ascii="Times New Roman" w:hAnsi="Times New Roman" w:cs="Times New Roman"/>
+          <w:lang w:val="en-IN"/>
+        </w:rPr>
+        <w:t>[</w:t>
+      </w:r>
+      <w:proofErr w:type="spellStart"/>
+      <w:r>
+        <w:rPr>
+          <w:rFonts w:ascii="Times New Roman" w:hAnsi="Times New Roman" w:cs="Times New Roman"/>
+          <w:lang w:val="en-IN"/>
+        </w:rPr>
+        <w:t>movie_indices</w:t>
+      </w:r>
+      <w:proofErr w:type="spellEnd"/>
+      <w:r>
+        <w:rPr>
+          <w:rFonts w:ascii="Times New Roman" w:hAnsi="Times New Roman" w:cs="Times New Roman"/>
+          <w:lang w:val="en-IN"/>
+        </w:rPr>
+        <w:t>]</w:t>
       </w:r>
     </w:p>
     <w:p>
@@ -2990,12 +3784,21 @@
           <w:lang w:val="en-IN"/>
         </w:rPr>
       </w:pPr>
-      <w:r>
-        <w:rPr>
-          <w:rFonts w:ascii="Times New Roman" w:hAnsi="Times New Roman" w:cs="Times New Roman"/>
-          <w:lang w:val="en-IN"/>
-        </w:rPr>
-        <w:t>recommendation_movie("Twilight")</w:t>
+      <w:proofErr w:type="spellStart"/>
+      <w:r>
+        <w:rPr>
+          <w:rFonts w:ascii="Times New Roman" w:hAnsi="Times New Roman" w:cs="Times New Roman"/>
+          <w:lang w:val="en-IN"/>
+        </w:rPr>
+        <w:t>recommendation_movie</w:t>
+      </w:r>
+      <w:proofErr w:type="spellEnd"/>
+      <w:r>
+        <w:rPr>
+          <w:rFonts w:ascii="Times New Roman" w:hAnsi="Times New Roman" w:cs="Times New Roman"/>
+          <w:lang w:val="en-IN"/>
+        </w:rPr>
+        <w:t>("Twilight")</w:t>
       </w:r>
     </w:p>
     <w:p>
@@ -3029,6 +3832,7 @@
         <w:rPr>
           <w:b w:val="0"/>
           <w:bCs w:val="0"/>
+          <w:noProof/>
           <w:sz w:val="24"/>
           <w:szCs w:val="24"/>
           <w:u w:val="none"/>
@@ -3736,23 +4540,7 @@
             <w:sz w:val="28"/>
             <w:u w:val="single" w:color="0000FF"/>
           </w:rPr>
-          <w:t>https://www.kaggle.com/datasets/harshitshankhdhar/imd</w:t>
-        </w:r>
-        <w:r>
-          <w:rPr>
-            <w:color w:val="0000FF"/>
-            <w:sz w:val="28"/>
-            <w:u w:val="single" w:color="0000FF"/>
-          </w:rPr>
-          <w:t>b</w:t>
-        </w:r>
-        <w:r>
-          <w:rPr>
-            <w:color w:val="0000FF"/>
-            <w:sz w:val="28"/>
-            <w:u w:val="single" w:color="0000FF"/>
-          </w:rPr>
-          <w:t>-dataset-of-top-1000-</w:t>
+          <w:t>https://www.kaggle.com/datasets/harshitshankhdhar/imdb-dataset-of-top-1000-</w:t>
         </w:r>
       </w:hyperlink>
       <w:r>
@@ -4007,34 +4795,45 @@
           <w:lang w:val="en-IN"/>
         </w:rPr>
       </w:pPr>
-      <w:r>
-        <w:rPr>
-          <w:rFonts w:ascii="Times New Roman" w:hAnsi="Times New Roman" w:cs="Times New Roman"/>
-          <w:sz w:val="24"/>
-          <w:szCs w:val="24"/>
-          <w:lang w:val="en-IN"/>
-        </w:rPr>
-        <w:t xml:space="preserve">df = </w:t>
-      </w:r>
-      <w:proofErr w:type="gramStart"/>
-      <w:r>
-        <w:rPr>
-          <w:rFonts w:ascii="Times New Roman" w:hAnsi="Times New Roman" w:cs="Times New Roman"/>
-          <w:sz w:val="24"/>
-          <w:szCs w:val="24"/>
-          <w:lang w:val="en-IN"/>
-        </w:rPr>
-        <w:t>pd.read</w:t>
-      </w:r>
-      <w:proofErr w:type="gramEnd"/>
-      <w:r>
-        <w:rPr>
-          <w:rFonts w:ascii="Times New Roman" w:hAnsi="Times New Roman" w:cs="Times New Roman"/>
-          <w:sz w:val="24"/>
-          <w:szCs w:val="24"/>
-          <w:lang w:val="en-IN"/>
-        </w:rPr>
-        <w:t>_csv("/content/imdb_top_1000.csv")</w:t>
+      <w:proofErr w:type="spellStart"/>
+      <w:r>
+        <w:rPr>
+          <w:rFonts w:ascii="Times New Roman" w:hAnsi="Times New Roman" w:cs="Times New Roman"/>
+          <w:sz w:val="24"/>
+          <w:szCs w:val="24"/>
+          <w:lang w:val="en-IN"/>
+        </w:rPr>
+        <w:t>df</w:t>
+      </w:r>
+      <w:proofErr w:type="spellEnd"/>
+      <w:r>
+        <w:rPr>
+          <w:rFonts w:ascii="Times New Roman" w:hAnsi="Times New Roman" w:cs="Times New Roman"/>
+          <w:sz w:val="24"/>
+          <w:szCs w:val="24"/>
+          <w:lang w:val="en-IN"/>
+        </w:rPr>
+        <w:t xml:space="preserve"> = </w:t>
+      </w:r>
+      <w:proofErr w:type="spellStart"/>
+      <w:r>
+        <w:rPr>
+          <w:rFonts w:ascii="Times New Roman" w:hAnsi="Times New Roman" w:cs="Times New Roman"/>
+          <w:sz w:val="24"/>
+          <w:szCs w:val="24"/>
+          <w:lang w:val="en-IN"/>
+        </w:rPr>
+        <w:t>pd.read_csv</w:t>
+      </w:r>
+      <w:proofErr w:type="spellEnd"/>
+      <w:r>
+        <w:rPr>
+          <w:rFonts w:ascii="Times New Roman" w:hAnsi="Times New Roman" w:cs="Times New Roman"/>
+          <w:sz w:val="24"/>
+          <w:szCs w:val="24"/>
+          <w:lang w:val="en-IN"/>
+        </w:rPr>
+        <w:t>("/content/imdb_top_1000.csv")</w:t>
       </w:r>
     </w:p>
     <w:p>
@@ -4049,16 +4848,27 @@
           <w:lang w:val="en-IN"/>
         </w:rPr>
       </w:pPr>
-      <w:r>
-        <w:rPr>
-          <w:rFonts w:ascii="Times New Roman" w:hAnsi="Times New Roman" w:cs="Times New Roman"/>
-          <w:sz w:val="24"/>
-          <w:szCs w:val="24"/>
-          <w:lang w:val="en-IN"/>
-        </w:rPr>
-        <w:t xml:space="preserve">df = </w:t>
-      </w:r>
-      <w:proofErr w:type="gramStart"/>
+      <w:proofErr w:type="spellStart"/>
+      <w:r>
+        <w:rPr>
+          <w:rFonts w:ascii="Times New Roman" w:hAnsi="Times New Roman" w:cs="Times New Roman"/>
+          <w:sz w:val="24"/>
+          <w:szCs w:val="24"/>
+          <w:lang w:val="en-IN"/>
+        </w:rPr>
+        <w:t>df</w:t>
+      </w:r>
+      <w:proofErr w:type="spellEnd"/>
+      <w:r>
+        <w:rPr>
+          <w:rFonts w:ascii="Times New Roman" w:hAnsi="Times New Roman" w:cs="Times New Roman"/>
+          <w:sz w:val="24"/>
+          <w:szCs w:val="24"/>
+          <w:lang w:val="en-IN"/>
+        </w:rPr>
+        <w:t xml:space="preserve"> = </w:t>
+      </w:r>
+      <w:proofErr w:type="spellStart"/>
       <w:r>
         <w:rPr>
           <w:rFonts w:ascii="Times New Roman" w:hAnsi="Times New Roman" w:cs="Times New Roman"/>
@@ -4068,35 +4878,55 @@
         </w:rPr>
         <w:t>df.dropna</w:t>
       </w:r>
-      <w:proofErr w:type="gramEnd"/>
-      <w:r>
-        <w:rPr>
-          <w:rFonts w:ascii="Times New Roman" w:hAnsi="Times New Roman" w:cs="Times New Roman"/>
-          <w:sz w:val="24"/>
-          <w:szCs w:val="24"/>
-          <w:lang w:val="en-IN"/>
-        </w:rPr>
-        <w:t>(subset</w:t>
-      </w:r>
-      <w:proofErr w:type="gramStart"/>
-      <w:r>
-        <w:rPr>
-          <w:rFonts w:ascii="Times New Roman" w:hAnsi="Times New Roman" w:cs="Times New Roman"/>
-          <w:sz w:val="24"/>
-          <w:szCs w:val="24"/>
-          <w:lang w:val="en-IN"/>
-        </w:rPr>
-        <w:t>=[</w:t>
-      </w:r>
-      <w:proofErr w:type="gramEnd"/>
-      <w:r>
-        <w:rPr>
-          <w:rFonts w:ascii="Times New Roman" w:hAnsi="Times New Roman" w:cs="Times New Roman"/>
-          <w:sz w:val="24"/>
-          <w:szCs w:val="24"/>
-          <w:lang w:val="en-IN"/>
-        </w:rPr>
-        <w:t>"IMDB_Rating", "No_of_Votes"])</w:t>
+      <w:proofErr w:type="spellEnd"/>
+      <w:r>
+        <w:rPr>
+          <w:rFonts w:ascii="Times New Roman" w:hAnsi="Times New Roman" w:cs="Times New Roman"/>
+          <w:sz w:val="24"/>
+          <w:szCs w:val="24"/>
+          <w:lang w:val="en-IN"/>
+        </w:rPr>
+        <w:t>(subset=["</w:t>
+      </w:r>
+      <w:proofErr w:type="spellStart"/>
+      <w:r>
+        <w:rPr>
+          <w:rFonts w:ascii="Times New Roman" w:hAnsi="Times New Roman" w:cs="Times New Roman"/>
+          <w:sz w:val="24"/>
+          <w:szCs w:val="24"/>
+          <w:lang w:val="en-IN"/>
+        </w:rPr>
+        <w:t>IMDB_Rating</w:t>
+      </w:r>
+      <w:proofErr w:type="spellEnd"/>
+      <w:r>
+        <w:rPr>
+          <w:rFonts w:ascii="Times New Roman" w:hAnsi="Times New Roman" w:cs="Times New Roman"/>
+          <w:sz w:val="24"/>
+          <w:szCs w:val="24"/>
+          <w:lang w:val="en-IN"/>
+        </w:rPr>
+        <w:t>", "</w:t>
+      </w:r>
+      <w:proofErr w:type="spellStart"/>
+      <w:r>
+        <w:rPr>
+          <w:rFonts w:ascii="Times New Roman" w:hAnsi="Times New Roman" w:cs="Times New Roman"/>
+          <w:sz w:val="24"/>
+          <w:szCs w:val="24"/>
+          <w:lang w:val="en-IN"/>
+        </w:rPr>
+        <w:t>No_of_Votes</w:t>
+      </w:r>
+      <w:proofErr w:type="spellEnd"/>
+      <w:r>
+        <w:rPr>
+          <w:rFonts w:ascii="Times New Roman" w:hAnsi="Times New Roman" w:cs="Times New Roman"/>
+          <w:sz w:val="24"/>
+          <w:szCs w:val="24"/>
+          <w:lang w:val="en-IN"/>
+        </w:rPr>
+        <w:t>"])</w:t>
       </w:r>
     </w:p>
     <w:p>
@@ -4111,26 +4941,97 @@
           <w:lang w:val="en-IN"/>
         </w:rPr>
       </w:pPr>
-      <w:r>
-        <w:rPr>
-          <w:rFonts w:ascii="Times New Roman" w:hAnsi="Times New Roman" w:cs="Times New Roman"/>
-          <w:sz w:val="24"/>
-          <w:szCs w:val="24"/>
-          <w:lang w:val="en-IN"/>
-        </w:rPr>
-        <w:t>df["No_of_votes"] = df["No_of_Votes"</w:t>
-      </w:r>
-      <w:proofErr w:type="gramStart"/>
-      <w:r>
-        <w:rPr>
-          <w:rFonts w:ascii="Times New Roman" w:hAnsi="Times New Roman" w:cs="Times New Roman"/>
-          <w:sz w:val="24"/>
-          <w:szCs w:val="24"/>
-          <w:lang w:val="en-IN"/>
-        </w:rPr>
-        <w:t>].astype</w:t>
-      </w:r>
-      <w:proofErr w:type="gramEnd"/>
+      <w:proofErr w:type="spellStart"/>
+      <w:r>
+        <w:rPr>
+          <w:rFonts w:ascii="Times New Roman" w:hAnsi="Times New Roman" w:cs="Times New Roman"/>
+          <w:sz w:val="24"/>
+          <w:szCs w:val="24"/>
+          <w:lang w:val="en-IN"/>
+        </w:rPr>
+        <w:t>df</w:t>
+      </w:r>
+      <w:proofErr w:type="spellEnd"/>
+      <w:r>
+        <w:rPr>
+          <w:rFonts w:ascii="Times New Roman" w:hAnsi="Times New Roman" w:cs="Times New Roman"/>
+          <w:sz w:val="24"/>
+          <w:szCs w:val="24"/>
+          <w:lang w:val="en-IN"/>
+        </w:rPr>
+        <w:t>["</w:t>
+      </w:r>
+      <w:proofErr w:type="spellStart"/>
+      <w:r>
+        <w:rPr>
+          <w:rFonts w:ascii="Times New Roman" w:hAnsi="Times New Roman" w:cs="Times New Roman"/>
+          <w:sz w:val="24"/>
+          <w:szCs w:val="24"/>
+          <w:lang w:val="en-IN"/>
+        </w:rPr>
+        <w:t>No_of_votes</w:t>
+      </w:r>
+      <w:proofErr w:type="spellEnd"/>
+      <w:r>
+        <w:rPr>
+          <w:rFonts w:ascii="Times New Roman" w:hAnsi="Times New Roman" w:cs="Times New Roman"/>
+          <w:sz w:val="24"/>
+          <w:szCs w:val="24"/>
+          <w:lang w:val="en-IN"/>
+        </w:rPr>
+        <w:t xml:space="preserve">"] = </w:t>
+      </w:r>
+      <w:proofErr w:type="spellStart"/>
+      <w:r>
+        <w:rPr>
+          <w:rFonts w:ascii="Times New Roman" w:hAnsi="Times New Roman" w:cs="Times New Roman"/>
+          <w:sz w:val="24"/>
+          <w:szCs w:val="24"/>
+          <w:lang w:val="en-IN"/>
+        </w:rPr>
+        <w:t>df</w:t>
+      </w:r>
+      <w:proofErr w:type="spellEnd"/>
+      <w:r>
+        <w:rPr>
+          <w:rFonts w:ascii="Times New Roman" w:hAnsi="Times New Roman" w:cs="Times New Roman"/>
+          <w:sz w:val="24"/>
+          <w:szCs w:val="24"/>
+          <w:lang w:val="en-IN"/>
+        </w:rPr>
+        <w:t>["</w:t>
+      </w:r>
+      <w:proofErr w:type="spellStart"/>
+      <w:r>
+        <w:rPr>
+          <w:rFonts w:ascii="Times New Roman" w:hAnsi="Times New Roman" w:cs="Times New Roman"/>
+          <w:sz w:val="24"/>
+          <w:szCs w:val="24"/>
+          <w:lang w:val="en-IN"/>
+        </w:rPr>
+        <w:t>No_of_Votes</w:t>
+      </w:r>
+      <w:proofErr w:type="spellEnd"/>
+      <w:r>
+        <w:rPr>
+          <w:rFonts w:ascii="Times New Roman" w:hAnsi="Times New Roman" w:cs="Times New Roman"/>
+          <w:sz w:val="24"/>
+          <w:szCs w:val="24"/>
+          <w:lang w:val="en-IN"/>
+        </w:rPr>
+        <w:t>"].</w:t>
+      </w:r>
+      <w:proofErr w:type="spellStart"/>
+      <w:r>
+        <w:rPr>
+          <w:rFonts w:ascii="Times New Roman" w:hAnsi="Times New Roman" w:cs="Times New Roman"/>
+          <w:sz w:val="24"/>
+          <w:szCs w:val="24"/>
+          <w:lang w:val="en-IN"/>
+        </w:rPr>
+        <w:t>astype</w:t>
+      </w:r>
+      <w:proofErr w:type="spellEnd"/>
       <w:r>
         <w:rPr>
           <w:rFonts w:ascii="Times New Roman" w:hAnsi="Times New Roman" w:cs="Times New Roman"/>
@@ -4160,27 +5061,47 @@
           <w:szCs w:val="24"/>
           <w:lang w:val="en-IN"/>
         </w:rPr>
-        <w:t>C = df["IMDB_Rating"</w:t>
-      </w:r>
-      <w:proofErr w:type="gramStart"/>
-      <w:r>
-        <w:rPr>
-          <w:rFonts w:ascii="Times New Roman" w:hAnsi="Times New Roman" w:cs="Times New Roman"/>
-          <w:sz w:val="24"/>
-          <w:szCs w:val="24"/>
-          <w:lang w:val="en-IN"/>
-        </w:rPr>
-        <w:t>].mean</w:t>
-      </w:r>
-      <w:proofErr w:type="gramEnd"/>
-      <w:r>
-        <w:rPr>
-          <w:rFonts w:ascii="Times New Roman" w:hAnsi="Times New Roman" w:cs="Times New Roman"/>
-          <w:sz w:val="24"/>
-          <w:szCs w:val="24"/>
-          <w:lang w:val="en-IN"/>
-        </w:rPr>
-        <w:t>()</w:t>
+        <w:t xml:space="preserve">C = </w:t>
+      </w:r>
+      <w:proofErr w:type="spellStart"/>
+      <w:r>
+        <w:rPr>
+          <w:rFonts w:ascii="Times New Roman" w:hAnsi="Times New Roman" w:cs="Times New Roman"/>
+          <w:sz w:val="24"/>
+          <w:szCs w:val="24"/>
+          <w:lang w:val="en-IN"/>
+        </w:rPr>
+        <w:t>df</w:t>
+      </w:r>
+      <w:proofErr w:type="spellEnd"/>
+      <w:r>
+        <w:rPr>
+          <w:rFonts w:ascii="Times New Roman" w:hAnsi="Times New Roman" w:cs="Times New Roman"/>
+          <w:sz w:val="24"/>
+          <w:szCs w:val="24"/>
+          <w:lang w:val="en-IN"/>
+        </w:rPr>
+        <w:t>["</w:t>
+      </w:r>
+      <w:proofErr w:type="spellStart"/>
+      <w:r>
+        <w:rPr>
+          <w:rFonts w:ascii="Times New Roman" w:hAnsi="Times New Roman" w:cs="Times New Roman"/>
+          <w:sz w:val="24"/>
+          <w:szCs w:val="24"/>
+          <w:lang w:val="en-IN"/>
+        </w:rPr>
+        <w:t>IMDB_Rating</w:t>
+      </w:r>
+      <w:proofErr w:type="spellEnd"/>
+      <w:r>
+        <w:rPr>
+          <w:rFonts w:ascii="Times New Roman" w:hAnsi="Times New Roman" w:cs="Times New Roman"/>
+          <w:sz w:val="24"/>
+          <w:szCs w:val="24"/>
+          <w:lang w:val="en-IN"/>
+        </w:rPr>
+        <w:t>"].mean()</w:t>
       </w:r>
     </w:p>
     <w:p>
@@ -4202,27 +5123,47 @@
           <w:szCs w:val="24"/>
           <w:lang w:val="en-IN"/>
         </w:rPr>
-        <w:t>m = df["No_of_votes"</w:t>
-      </w:r>
-      <w:proofErr w:type="gramStart"/>
-      <w:r>
-        <w:rPr>
-          <w:rFonts w:ascii="Times New Roman" w:hAnsi="Times New Roman" w:cs="Times New Roman"/>
-          <w:sz w:val="24"/>
-          <w:szCs w:val="24"/>
-          <w:lang w:val="en-IN"/>
-        </w:rPr>
-        <w:t>].quantile</w:t>
-      </w:r>
-      <w:proofErr w:type="gramEnd"/>
-      <w:r>
-        <w:rPr>
-          <w:rFonts w:ascii="Times New Roman" w:hAnsi="Times New Roman" w:cs="Times New Roman"/>
-          <w:sz w:val="24"/>
-          <w:szCs w:val="24"/>
-          <w:lang w:val="en-IN"/>
-        </w:rPr>
-        <w:t>(0.90)</w:t>
+        <w:t xml:space="preserve">m = </w:t>
+      </w:r>
+      <w:proofErr w:type="spellStart"/>
+      <w:r>
+        <w:rPr>
+          <w:rFonts w:ascii="Times New Roman" w:hAnsi="Times New Roman" w:cs="Times New Roman"/>
+          <w:sz w:val="24"/>
+          <w:szCs w:val="24"/>
+          <w:lang w:val="en-IN"/>
+        </w:rPr>
+        <w:t>df</w:t>
+      </w:r>
+      <w:proofErr w:type="spellEnd"/>
+      <w:r>
+        <w:rPr>
+          <w:rFonts w:ascii="Times New Roman" w:hAnsi="Times New Roman" w:cs="Times New Roman"/>
+          <w:sz w:val="24"/>
+          <w:szCs w:val="24"/>
+          <w:lang w:val="en-IN"/>
+        </w:rPr>
+        <w:t>["</w:t>
+      </w:r>
+      <w:proofErr w:type="spellStart"/>
+      <w:r>
+        <w:rPr>
+          <w:rFonts w:ascii="Times New Roman" w:hAnsi="Times New Roman" w:cs="Times New Roman"/>
+          <w:sz w:val="24"/>
+          <w:szCs w:val="24"/>
+          <w:lang w:val="en-IN"/>
+        </w:rPr>
+        <w:t>No_of_votes</w:t>
+      </w:r>
+      <w:proofErr w:type="spellEnd"/>
+      <w:r>
+        <w:rPr>
+          <w:rFonts w:ascii="Times New Roman" w:hAnsi="Times New Roman" w:cs="Times New Roman"/>
+          <w:sz w:val="24"/>
+          <w:szCs w:val="24"/>
+          <w:lang w:val="en-IN"/>
+        </w:rPr>
+        <w:t>"].quantile(0.90)</w:t>
       </w:r>
     </w:p>
     <w:p>
@@ -4257,7 +5198,27 @@
           <w:szCs w:val="24"/>
           <w:lang w:val="en-IN"/>
         </w:rPr>
-        <w:t>def weighted_rating(x):</w:t>
+        <w:t xml:space="preserve">def </w:t>
+      </w:r>
+      <w:proofErr w:type="spellStart"/>
+      <w:r>
+        <w:rPr>
+          <w:rFonts w:ascii="Times New Roman" w:hAnsi="Times New Roman" w:cs="Times New Roman"/>
+          <w:sz w:val="24"/>
+          <w:szCs w:val="24"/>
+          <w:lang w:val="en-IN"/>
+        </w:rPr>
+        <w:t>weighted_rating</w:t>
+      </w:r>
+      <w:proofErr w:type="spellEnd"/>
+      <w:r>
+        <w:rPr>
+          <w:rFonts w:ascii="Times New Roman" w:hAnsi="Times New Roman" w:cs="Times New Roman"/>
+          <w:sz w:val="24"/>
+          <w:szCs w:val="24"/>
+          <w:lang w:val="en-IN"/>
+        </w:rPr>
+        <w:t>(x):</w:t>
       </w:r>
     </w:p>
     <w:p>
@@ -4279,7 +5240,27 @@
           <w:szCs w:val="24"/>
           <w:lang w:val="en-IN"/>
         </w:rPr>
-        <w:t>    v = x["No_of_votes"]</w:t>
+        <w:t>    v = x["</w:t>
+      </w:r>
+      <w:proofErr w:type="spellStart"/>
+      <w:r>
+        <w:rPr>
+          <w:rFonts w:ascii="Times New Roman" w:hAnsi="Times New Roman" w:cs="Times New Roman"/>
+          <w:sz w:val="24"/>
+          <w:szCs w:val="24"/>
+          <w:lang w:val="en-IN"/>
+        </w:rPr>
+        <w:t>No_of_votes</w:t>
+      </w:r>
+      <w:proofErr w:type="spellEnd"/>
+      <w:r>
+        <w:rPr>
+          <w:rFonts w:ascii="Times New Roman" w:hAnsi="Times New Roman" w:cs="Times New Roman"/>
+          <w:sz w:val="24"/>
+          <w:szCs w:val="24"/>
+          <w:lang w:val="en-IN"/>
+        </w:rPr>
+        <w:t>"]</w:t>
       </w:r>
     </w:p>
     <w:p>
@@ -4301,7 +5282,27 @@
           <w:szCs w:val="24"/>
           <w:lang w:val="en-IN"/>
         </w:rPr>
-        <w:t>    R = x["IMDB_Rating"]</w:t>
+        <w:t>    R = x["</w:t>
+      </w:r>
+      <w:proofErr w:type="spellStart"/>
+      <w:r>
+        <w:rPr>
+          <w:rFonts w:ascii="Times New Roman" w:hAnsi="Times New Roman" w:cs="Times New Roman"/>
+          <w:sz w:val="24"/>
+          <w:szCs w:val="24"/>
+          <w:lang w:val="en-IN"/>
+        </w:rPr>
+        <w:t>IMDB_Rating</w:t>
+      </w:r>
+      <w:proofErr w:type="spellEnd"/>
+      <w:r>
+        <w:rPr>
+          <w:rFonts w:ascii="Times New Roman" w:hAnsi="Times New Roman" w:cs="Times New Roman"/>
+          <w:sz w:val="24"/>
+          <w:szCs w:val="24"/>
+          <w:lang w:val="en-IN"/>
+        </w:rPr>
+        <w:t>"]</w:t>
       </w:r>
     </w:p>
     <w:p>
@@ -4323,47 +5324,47 @@
           <w:szCs w:val="24"/>
           <w:lang w:val="en-IN"/>
         </w:rPr>
-        <w:t>    return (v/(v+</w:t>
-      </w:r>
-      <w:proofErr w:type="gramStart"/>
-      <w:r>
-        <w:rPr>
-          <w:rFonts w:ascii="Times New Roman" w:hAnsi="Times New Roman" w:cs="Times New Roman"/>
-          <w:sz w:val="24"/>
-          <w:szCs w:val="24"/>
-          <w:lang w:val="en-IN"/>
-        </w:rPr>
-        <w:t>m)*</w:t>
-      </w:r>
-      <w:proofErr w:type="gramEnd"/>
-      <w:r>
-        <w:rPr>
-          <w:rFonts w:ascii="Times New Roman" w:hAnsi="Times New Roman" w:cs="Times New Roman"/>
-          <w:sz w:val="24"/>
-          <w:szCs w:val="24"/>
-          <w:lang w:val="en-IN"/>
-        </w:rPr>
-        <w:t>R) + (m/(m+</w:t>
-      </w:r>
-      <w:proofErr w:type="gramStart"/>
-      <w:r>
-        <w:rPr>
-          <w:rFonts w:ascii="Times New Roman" w:hAnsi="Times New Roman" w:cs="Times New Roman"/>
-          <w:sz w:val="24"/>
-          <w:szCs w:val="24"/>
-          <w:lang w:val="en-IN"/>
-        </w:rPr>
-        <w:t>v)*</w:t>
-      </w:r>
-      <w:proofErr w:type="gramEnd"/>
-      <w:r>
-        <w:rPr>
-          <w:rFonts w:ascii="Times New Roman" w:hAnsi="Times New Roman" w:cs="Times New Roman"/>
-          <w:sz w:val="24"/>
-          <w:szCs w:val="24"/>
-          <w:lang w:val="en-IN"/>
-        </w:rPr>
-        <w:t>C)</w:t>
+        <w:t>    return (v/(</w:t>
+      </w:r>
+      <w:proofErr w:type="spellStart"/>
+      <w:r>
+        <w:rPr>
+          <w:rFonts w:ascii="Times New Roman" w:hAnsi="Times New Roman" w:cs="Times New Roman"/>
+          <w:sz w:val="24"/>
+          <w:szCs w:val="24"/>
+          <w:lang w:val="en-IN"/>
+        </w:rPr>
+        <w:t>v+m</w:t>
+      </w:r>
+      <w:proofErr w:type="spellEnd"/>
+      <w:r>
+        <w:rPr>
+          <w:rFonts w:ascii="Times New Roman" w:hAnsi="Times New Roman" w:cs="Times New Roman"/>
+          <w:sz w:val="24"/>
+          <w:szCs w:val="24"/>
+          <w:lang w:val="en-IN"/>
+        </w:rPr>
+        <w:t>)*R) + (m/(</w:t>
+      </w:r>
+      <w:proofErr w:type="spellStart"/>
+      <w:r>
+        <w:rPr>
+          <w:rFonts w:ascii="Times New Roman" w:hAnsi="Times New Roman" w:cs="Times New Roman"/>
+          <w:sz w:val="24"/>
+          <w:szCs w:val="24"/>
+          <w:lang w:val="en-IN"/>
+        </w:rPr>
+        <w:t>m+v</w:t>
+      </w:r>
+      <w:proofErr w:type="spellEnd"/>
+      <w:r>
+        <w:rPr>
+          <w:rFonts w:ascii="Times New Roman" w:hAnsi="Times New Roman" w:cs="Times New Roman"/>
+          <w:sz w:val="24"/>
+          <w:szCs w:val="24"/>
+          <w:lang w:val="en-IN"/>
+        </w:rPr>
+        <w:t>)*C)</w:t>
       </w:r>
     </w:p>
     <w:p>
@@ -4391,16 +5392,27 @@
           <w:lang w:val="en-IN"/>
         </w:rPr>
       </w:pPr>
-      <w:r>
-        <w:rPr>
-          <w:rFonts w:ascii="Times New Roman" w:hAnsi="Times New Roman" w:cs="Times New Roman"/>
-          <w:sz w:val="24"/>
-          <w:szCs w:val="24"/>
-          <w:lang w:val="en-IN"/>
-        </w:rPr>
-        <w:t xml:space="preserve">df["score"] = </w:t>
-      </w:r>
-      <w:proofErr w:type="gramStart"/>
+      <w:proofErr w:type="spellStart"/>
+      <w:r>
+        <w:rPr>
+          <w:rFonts w:ascii="Times New Roman" w:hAnsi="Times New Roman" w:cs="Times New Roman"/>
+          <w:sz w:val="24"/>
+          <w:szCs w:val="24"/>
+          <w:lang w:val="en-IN"/>
+        </w:rPr>
+        <w:t>df</w:t>
+      </w:r>
+      <w:proofErr w:type="spellEnd"/>
+      <w:r>
+        <w:rPr>
+          <w:rFonts w:ascii="Times New Roman" w:hAnsi="Times New Roman" w:cs="Times New Roman"/>
+          <w:sz w:val="24"/>
+          <w:szCs w:val="24"/>
+          <w:lang w:val="en-IN"/>
+        </w:rPr>
+        <w:t xml:space="preserve">["score"] = </w:t>
+      </w:r>
+      <w:proofErr w:type="spellStart"/>
       <w:r>
         <w:rPr>
           <w:rFonts w:ascii="Times New Roman" w:hAnsi="Times New Roman" w:cs="Times New Roman"/>
@@ -4410,15 +5422,35 @@
         </w:rPr>
         <w:t>df.apply</w:t>
       </w:r>
-      <w:proofErr w:type="gramEnd"/>
-      <w:r>
-        <w:rPr>
-          <w:rFonts w:ascii="Times New Roman" w:hAnsi="Times New Roman" w:cs="Times New Roman"/>
-          <w:sz w:val="24"/>
-          <w:szCs w:val="24"/>
-          <w:lang w:val="en-IN"/>
-        </w:rPr>
-        <w:t>(weighted_rating, axis=1)</w:t>
+      <w:proofErr w:type="spellEnd"/>
+      <w:r>
+        <w:rPr>
+          <w:rFonts w:ascii="Times New Roman" w:hAnsi="Times New Roman" w:cs="Times New Roman"/>
+          <w:sz w:val="24"/>
+          <w:szCs w:val="24"/>
+          <w:lang w:val="en-IN"/>
+        </w:rPr>
+        <w:t>(</w:t>
+      </w:r>
+      <w:proofErr w:type="spellStart"/>
+      <w:r>
+        <w:rPr>
+          <w:rFonts w:ascii="Times New Roman" w:hAnsi="Times New Roman" w:cs="Times New Roman"/>
+          <w:sz w:val="24"/>
+          <w:szCs w:val="24"/>
+          <w:lang w:val="en-IN"/>
+        </w:rPr>
+        <w:t>weighted_rating</w:t>
+      </w:r>
+      <w:proofErr w:type="spellEnd"/>
+      <w:r>
+        <w:rPr>
+          <w:rFonts w:ascii="Times New Roman" w:hAnsi="Times New Roman" w:cs="Times New Roman"/>
+          <w:sz w:val="24"/>
+          <w:szCs w:val="24"/>
+          <w:lang w:val="en-IN"/>
+        </w:rPr>
+        <w:t>, axis=1)</w:t>
       </w:r>
     </w:p>
     <w:p>
@@ -4442,65 +5474,25 @@
         </w:rPr>
         <w:t xml:space="preserve">top10 = </w:t>
       </w:r>
-      <w:proofErr w:type="gramStart"/>
-      <w:r>
-        <w:rPr>
-          <w:rFonts w:ascii="Times New Roman" w:hAnsi="Times New Roman" w:cs="Times New Roman"/>
-          <w:sz w:val="24"/>
-          <w:szCs w:val="24"/>
-          <w:lang w:val="en-IN"/>
-        </w:rPr>
-        <w:t>df.sort</w:t>
-      </w:r>
-      <w:proofErr w:type="gramEnd"/>
-      <w:r>
-        <w:rPr>
-          <w:rFonts w:ascii="Times New Roman" w:hAnsi="Times New Roman" w:cs="Times New Roman"/>
-          <w:sz w:val="24"/>
-          <w:szCs w:val="24"/>
-          <w:lang w:val="en-IN"/>
-        </w:rPr>
-        <w:t>_</w:t>
-      </w:r>
-      <w:proofErr w:type="gramStart"/>
-      <w:r>
-        <w:rPr>
-          <w:rFonts w:ascii="Times New Roman" w:hAnsi="Times New Roman" w:cs="Times New Roman"/>
-          <w:sz w:val="24"/>
-          <w:szCs w:val="24"/>
-          <w:lang w:val="en-IN"/>
-        </w:rPr>
-        <w:t>values(</w:t>
-      </w:r>
-      <w:proofErr w:type="gramEnd"/>
-      <w:r>
-        <w:rPr>
-          <w:rFonts w:ascii="Times New Roman" w:hAnsi="Times New Roman" w:cs="Times New Roman"/>
-          <w:sz w:val="24"/>
-          <w:szCs w:val="24"/>
-          <w:lang w:val="en-IN"/>
-        </w:rPr>
-        <w:t>by="score", ascending=False</w:t>
-      </w:r>
-      <w:proofErr w:type="gramStart"/>
-      <w:r>
-        <w:rPr>
-          <w:rFonts w:ascii="Times New Roman" w:hAnsi="Times New Roman" w:cs="Times New Roman"/>
-          <w:sz w:val="24"/>
-          <w:szCs w:val="24"/>
-          <w:lang w:val="en-IN"/>
-        </w:rPr>
-        <w:t>).head</w:t>
-      </w:r>
-      <w:proofErr w:type="gramEnd"/>
-      <w:r>
-        <w:rPr>
-          <w:rFonts w:ascii="Times New Roman" w:hAnsi="Times New Roman" w:cs="Times New Roman"/>
-          <w:sz w:val="24"/>
-          <w:szCs w:val="24"/>
-          <w:lang w:val="en-IN"/>
-        </w:rPr>
-        <w:t>(10)</w:t>
+      <w:proofErr w:type="spellStart"/>
+      <w:r>
+        <w:rPr>
+          <w:rFonts w:ascii="Times New Roman" w:hAnsi="Times New Roman" w:cs="Times New Roman"/>
+          <w:sz w:val="24"/>
+          <w:szCs w:val="24"/>
+          <w:lang w:val="en-IN"/>
+        </w:rPr>
+        <w:t>df.sort_values</w:t>
+      </w:r>
+      <w:proofErr w:type="spellEnd"/>
+      <w:r>
+        <w:rPr>
+          <w:rFonts w:ascii="Times New Roman" w:hAnsi="Times New Roman" w:cs="Times New Roman"/>
+          <w:sz w:val="24"/>
+          <w:szCs w:val="24"/>
+          <w:lang w:val="en-IN"/>
+        </w:rPr>
+        <w:t>(by="score", ascending=False).head(10)</w:t>
       </w:r>
     </w:p>
     <w:p>
@@ -4528,25 +5520,14 @@
           <w:lang w:val="en-IN"/>
         </w:rPr>
       </w:pPr>
-      <w:proofErr w:type="gramStart"/>
-      <w:r>
-        <w:rPr>
-          <w:rFonts w:ascii="Times New Roman" w:hAnsi="Times New Roman" w:cs="Times New Roman"/>
-          <w:sz w:val="24"/>
-          <w:szCs w:val="24"/>
-          <w:lang w:val="en-IN"/>
-        </w:rPr>
-        <w:t>print(</w:t>
-      </w:r>
-      <w:proofErr w:type="gramEnd"/>
-      <w:r>
-        <w:rPr>
-          <w:rFonts w:ascii="Times New Roman" w:hAnsi="Times New Roman" w:cs="Times New Roman"/>
-          <w:sz w:val="24"/>
-          <w:szCs w:val="24"/>
-          <w:lang w:val="en-IN"/>
-        </w:rPr>
-        <w:t>top10[[</w:t>
+      <w:r>
+        <w:rPr>
+          <w:rFonts w:ascii="Times New Roman" w:hAnsi="Times New Roman" w:cs="Times New Roman"/>
+          <w:sz w:val="24"/>
+          <w:szCs w:val="24"/>
+          <w:lang w:val="en-IN"/>
+        </w:rPr>
+        <w:t>print(top10[[</w:t>
       </w:r>
     </w:p>
     <w:p>
@@ -4568,7 +5549,27 @@
           <w:szCs w:val="24"/>
           <w:lang w:val="en-IN"/>
         </w:rPr>
-        <w:t>    "Series_Title",</w:t>
+        <w:t>    "</w:t>
+      </w:r>
+      <w:proofErr w:type="spellStart"/>
+      <w:r>
+        <w:rPr>
+          <w:rFonts w:ascii="Times New Roman" w:hAnsi="Times New Roman" w:cs="Times New Roman"/>
+          <w:sz w:val="24"/>
+          <w:szCs w:val="24"/>
+          <w:lang w:val="en-IN"/>
+        </w:rPr>
+        <w:t>Series_Title</w:t>
+      </w:r>
+      <w:proofErr w:type="spellEnd"/>
+      <w:r>
+        <w:rPr>
+          <w:rFonts w:ascii="Times New Roman" w:hAnsi="Times New Roman" w:cs="Times New Roman"/>
+          <w:sz w:val="24"/>
+          <w:szCs w:val="24"/>
+          <w:lang w:val="en-IN"/>
+        </w:rPr>
+        <w:t>",</w:t>
       </w:r>
     </w:p>
     <w:p>
@@ -4590,7 +5591,27 @@
           <w:szCs w:val="24"/>
           <w:lang w:val="en-IN"/>
         </w:rPr>
-        <w:t>    "IMDB_Rating",</w:t>
+        <w:t>    "</w:t>
+      </w:r>
+      <w:proofErr w:type="spellStart"/>
+      <w:r>
+        <w:rPr>
+          <w:rFonts w:ascii="Times New Roman" w:hAnsi="Times New Roman" w:cs="Times New Roman"/>
+          <w:sz w:val="24"/>
+          <w:szCs w:val="24"/>
+          <w:lang w:val="en-IN"/>
+        </w:rPr>
+        <w:t>IMDB_Rating</w:t>
+      </w:r>
+      <w:proofErr w:type="spellEnd"/>
+      <w:r>
+        <w:rPr>
+          <w:rFonts w:ascii="Times New Roman" w:hAnsi="Times New Roman" w:cs="Times New Roman"/>
+          <w:sz w:val="24"/>
+          <w:szCs w:val="24"/>
+          <w:lang w:val="en-IN"/>
+        </w:rPr>
+        <w:t>",</w:t>
       </w:r>
     </w:p>
     <w:p>
@@ -4612,7 +5633,27 @@
           <w:szCs w:val="24"/>
           <w:lang w:val="en-IN"/>
         </w:rPr>
-        <w:t>    "No_of_votes",</w:t>
+        <w:t>    "</w:t>
+      </w:r>
+      <w:proofErr w:type="spellStart"/>
+      <w:r>
+        <w:rPr>
+          <w:rFonts w:ascii="Times New Roman" w:hAnsi="Times New Roman" w:cs="Times New Roman"/>
+          <w:sz w:val="24"/>
+          <w:szCs w:val="24"/>
+          <w:lang w:val="en-IN"/>
+        </w:rPr>
+        <w:t>No_of_votes</w:t>
+      </w:r>
+      <w:proofErr w:type="spellEnd"/>
+      <w:r>
+        <w:rPr>
+          <w:rFonts w:ascii="Times New Roman" w:hAnsi="Times New Roman" w:cs="Times New Roman"/>
+          <w:sz w:val="24"/>
+          <w:szCs w:val="24"/>
+          <w:lang w:val="en-IN"/>
+        </w:rPr>
+        <w:t>",</w:t>
       </w:r>
     </w:p>
     <w:p>
@@ -4720,6 +5761,7 @@
       <w:r>
         <w:rPr>
           <w:rFonts w:ascii="Times New Roman" w:hAnsi="Times New Roman" w:cs="Times New Roman"/>
+          <w:noProof/>
           <w:sz w:val="24"/>
           <w:szCs w:val="24"/>
         </w:rPr>
@@ -4934,12 +5976,21 @@
                                     <w:sz w:val="28"/>
                                   </w:rPr>
                                 </w:pPr>
+                                <w:proofErr w:type="spellStart"/>
                                 <w:r>
                                   <w:rPr>
                                     <w:b/>
                                     <w:sz w:val="28"/>
                                   </w:rPr>
-                                  <w:t>Marwadi University Faculty</w:t>
+                                  <w:t>Marwadi</w:t>
+                                </w:r>
+                                <w:proofErr w:type="spellEnd"/>
+                                <w:r>
+                                  <w:rPr>
+                                    <w:b/>
+                                    <w:sz w:val="28"/>
+                                  </w:rPr>
+                                  <w:t xml:space="preserve"> University Faculty</w:t>
                                 </w:r>
                                 <w:r>
                                   <w:rPr>
@@ -5517,12 +6568,21 @@
                               <w:sz w:val="28"/>
                             </w:rPr>
                           </w:pPr>
+                          <w:proofErr w:type="spellStart"/>
                           <w:r>
                             <w:rPr>
                               <w:b/>
                               <w:sz w:val="28"/>
                             </w:rPr>
-                            <w:t>Marwadi University Faculty</w:t>
+                            <w:t>Marwadi</w:t>
+                          </w:r>
+                          <w:proofErr w:type="spellEnd"/>
+                          <w:r>
+                            <w:rPr>
+                              <w:b/>
+                              <w:sz w:val="28"/>
+                            </w:rPr>
+                            <w:t xml:space="preserve"> University Faculty</w:t>
                           </w:r>
                           <w:r>
                             <w:rPr>
@@ -6087,6 +7147,119 @@
 <file path=word/numbering.xml><?xml version="1.0" encoding="utf-8"?>
 <w:numbering xmlns:wpc="http://schemas.microsoft.com/office/word/2010/wordprocessingCanvas" xmlns:cx="http://schemas.microsoft.com/office/drawing/2014/chartex" xmlns:cx1="http://schemas.microsoft.com/office/drawing/2015/9/8/chartex" xmlns:cx2="http://schemas.microsoft.com/office/drawing/2015/10/21/chartex" xmlns:cx3="http://schemas.microsoft.com/office/drawing/2016/5/9/chartex" xmlns:cx4="http://schemas.microsoft.com/office/drawing/2016/5/10/chartex" xmlns:cx5="http://schemas.microsoft.com/office/drawing/2016/5/11/chartex" xmlns:cx6="http://schemas.microsoft.com/office/drawing/2016/5/12/chartex" xmlns:cx7="http://schemas.microsoft.com/office/drawing/2016/5/13/chartex" xmlns:cx8="http://schemas.microsoft.com/office/drawing/2016/5/14/chartex" xmlns:mc="http://schemas.openxmlformats.org/markup-compatibility/2006" xmlns:aink="http://schemas.microsoft.com/office/drawing/2016/ink" xmlns:am3d="http://schemas.microsoft.com/office/drawing/2017/model3d" xmlns:o="urn:schemas-microsoft-com:office:office" xmlns:oel="http://schemas.microsoft.com/office/2019/extlst" xmlns:r="http://schemas.openxmlformats.org/officeDocument/2006/relationships" xmlns:m="http://schemas.openxmlformats.org/officeDocument/2006/math" xmlns:v="urn:schemas-microsoft-com:vml" xmlns:wp14="http://schemas.microsoft.com/office/word/2010/wordprocessingDrawing" xmlns:wp="http://schemas.openxmlformats.org/drawingml/2006/wordprocessingDrawing" xmlns:w10="urn:schemas-microsoft-com:office:word" xmlns:w="http://schemas.openxmlformats.org/wordprocessingml/2006/main" xmlns:w14="http://schemas.microsoft.com/office/word/2010/wordml" xmlns:w15="http://schemas.microsoft.com/office/word/2012/wordml" xmlns:w16cex="http://schemas.microsoft.com/office/word/2018/wordml/cex" xmlns:w16cid="http://schemas.microsoft.com/office/word/2016/wordml/cid" xmlns:w16="http://schemas.microsoft.com/office/word/2018/wordml" xmlns:w16du="http://schemas.microsoft.com/office/word/2023/wordml/word16du" xmlns:w16sdtdh="http://schemas.microsoft.com/office/word/2020/wordml/sdtdatahash" xmlns:w16sdtfl="http://schemas.microsoft.com/office/word/2024/wordml/sdtformatlock" xmlns:w16se="http://schemas.microsoft.com/office/word/2015/wordml/symex" xmlns:wpg="http://schemas.microsoft.com/office/word/2010/wordprocessingGroup" xmlns:wpi="http://schemas.microsoft.com/office/word/2010/wordprocessingInk" xmlns:wne="http://schemas.microsoft.com/office/word/2006/wordml" xmlns:wps="http://schemas.microsoft.com/office/word/2010/wordprocessingShape" mc:Ignorable="w14 w15 w16se w16cid w16 w16cex w16sdtdh w16sdtfl w16du wp14">
   <w:abstractNum w:abstractNumId="0" w15:restartNumberingAfterBreak="0">
+    <w:nsid w:val="0A273A59"/>
+    <w:multiLevelType w:val="hybridMultilevel"/>
+    <w:tmpl w:val="59F80442"/>
+    <w:lvl w:ilvl="0" w:tplc="40090001">
+      <w:start w:val="1"/>
+      <w:numFmt w:val="bullet"/>
+      <w:lvlText w:val=""/>
+      <w:lvlJc w:val="left"/>
+      <w:pPr>
+        <w:ind w:left="720" w:hanging="360"/>
+      </w:pPr>
+      <w:rPr>
+        <w:rFonts w:ascii="Symbol" w:hAnsi="Symbol" w:hint="default"/>
+      </w:rPr>
+    </w:lvl>
+    <w:lvl w:ilvl="1" w:tplc="40090003" w:tentative="1">
+      <w:start w:val="1"/>
+      <w:numFmt w:val="bullet"/>
+      <w:lvlText w:val="o"/>
+      <w:lvlJc w:val="left"/>
+      <w:pPr>
+        <w:ind w:left="1440" w:hanging="360"/>
+      </w:pPr>
+      <w:rPr>
+        <w:rFonts w:ascii="Courier New" w:hAnsi="Courier New" w:cs="Courier New" w:hint="default"/>
+      </w:rPr>
+    </w:lvl>
+    <w:lvl w:ilvl="2" w:tplc="40090005" w:tentative="1">
+      <w:start w:val="1"/>
+      <w:numFmt w:val="bullet"/>
+      <w:lvlText w:val=""/>
+      <w:lvlJc w:val="left"/>
+      <w:pPr>
+        <w:ind w:left="2160" w:hanging="360"/>
+      </w:pPr>
+      <w:rPr>
+        <w:rFonts w:ascii="Wingdings" w:hAnsi="Wingdings" w:hint="default"/>
+      </w:rPr>
+    </w:lvl>
+    <w:lvl w:ilvl="3" w:tplc="40090001" w:tentative="1">
+      <w:start w:val="1"/>
+      <w:numFmt w:val="bullet"/>
+      <w:lvlText w:val=""/>
+      <w:lvlJc w:val="left"/>
+      <w:pPr>
+        <w:ind w:left="2880" w:hanging="360"/>
+      </w:pPr>
+      <w:rPr>
+        <w:rFonts w:ascii="Symbol" w:hAnsi="Symbol" w:hint="default"/>
+      </w:rPr>
+    </w:lvl>
+    <w:lvl w:ilvl="4" w:tplc="40090003" w:tentative="1">
+      <w:start w:val="1"/>
+      <w:numFmt w:val="bullet"/>
+      <w:lvlText w:val="o"/>
+      <w:lvlJc w:val="left"/>
+      <w:pPr>
+        <w:ind w:left="3600" w:hanging="360"/>
+      </w:pPr>
+      <w:rPr>
+        <w:rFonts w:ascii="Courier New" w:hAnsi="Courier New" w:cs="Courier New" w:hint="default"/>
+      </w:rPr>
+    </w:lvl>
+    <w:lvl w:ilvl="5" w:tplc="40090005" w:tentative="1">
+      <w:start w:val="1"/>
+      <w:numFmt w:val="bullet"/>
+      <w:lvlText w:val=""/>
+      <w:lvlJc w:val="left"/>
+      <w:pPr>
+        <w:ind w:left="4320" w:hanging="360"/>
+      </w:pPr>
+      <w:rPr>
+        <w:rFonts w:ascii="Wingdings" w:hAnsi="Wingdings" w:hint="default"/>
+      </w:rPr>
+    </w:lvl>
+    <w:lvl w:ilvl="6" w:tplc="40090001" w:tentative="1">
+      <w:start w:val="1"/>
+      <w:numFmt w:val="bullet"/>
+      <w:lvlText w:val=""/>
+      <w:lvlJc w:val="left"/>
+      <w:pPr>
+        <w:ind w:left="5040" w:hanging="360"/>
+      </w:pPr>
+      <w:rPr>
+        <w:rFonts w:ascii="Symbol" w:hAnsi="Symbol" w:hint="default"/>
+      </w:rPr>
+    </w:lvl>
+    <w:lvl w:ilvl="7" w:tplc="40090003" w:tentative="1">
+      <w:start w:val="1"/>
+      <w:numFmt w:val="bullet"/>
+      <w:lvlText w:val="o"/>
+      <w:lvlJc w:val="left"/>
+      <w:pPr>
+        <w:ind w:left="5760" w:hanging="360"/>
+      </w:pPr>
+      <w:rPr>
+        <w:rFonts w:ascii="Courier New" w:hAnsi="Courier New" w:cs="Courier New" w:hint="default"/>
+      </w:rPr>
+    </w:lvl>
+    <w:lvl w:ilvl="8" w:tplc="40090005" w:tentative="1">
+      <w:start w:val="1"/>
+      <w:numFmt w:val="bullet"/>
+      <w:lvlText w:val=""/>
+      <w:lvlJc w:val="left"/>
+      <w:pPr>
+        <w:ind w:left="6480" w:hanging="360"/>
+      </w:pPr>
+      <w:rPr>
+        <w:rFonts w:ascii="Wingdings" w:hAnsi="Wingdings" w:hint="default"/>
+      </w:rPr>
+    </w:lvl>
+  </w:abstractNum>
+  <w:abstractNum w:abstractNumId="1" w15:restartNumberingAfterBreak="0">
     <w:nsid w:val="0E283A1B"/>
     <w:multiLevelType w:val="hybridMultilevel"/>
     <w:tmpl w:val="AFE6AAB8"/>
@@ -6208,7 +7381,7 @@
       </w:rPr>
     </w:lvl>
   </w:abstractNum>
-  <w:abstractNum w:abstractNumId="1" w15:restartNumberingAfterBreak="0">
+  <w:abstractNum w:abstractNumId="2" w15:restartNumberingAfterBreak="0">
     <w:nsid w:val="1A364173"/>
     <w:multiLevelType w:val="hybridMultilevel"/>
     <w:tmpl w:val="A874DB52"/>
@@ -6321,7 +7494,120 @@
       </w:rPr>
     </w:lvl>
   </w:abstractNum>
-  <w:abstractNum w:abstractNumId="2" w15:restartNumberingAfterBreak="0">
+  <w:abstractNum w:abstractNumId="3" w15:restartNumberingAfterBreak="0">
+    <w:nsid w:val="28B31C4A"/>
+    <w:multiLevelType w:val="hybridMultilevel"/>
+    <w:tmpl w:val="098C7A1E"/>
+    <w:lvl w:ilvl="0" w:tplc="40090001">
+      <w:start w:val="1"/>
+      <w:numFmt w:val="bullet"/>
+      <w:lvlText w:val=""/>
+      <w:lvlJc w:val="left"/>
+      <w:pPr>
+        <w:ind w:left="1440" w:hanging="360"/>
+      </w:pPr>
+      <w:rPr>
+        <w:rFonts w:ascii="Symbol" w:hAnsi="Symbol" w:hint="default"/>
+      </w:rPr>
+    </w:lvl>
+    <w:lvl w:ilvl="1" w:tplc="40090003" w:tentative="1">
+      <w:start w:val="1"/>
+      <w:numFmt w:val="bullet"/>
+      <w:lvlText w:val="o"/>
+      <w:lvlJc w:val="left"/>
+      <w:pPr>
+        <w:ind w:left="2160" w:hanging="360"/>
+      </w:pPr>
+      <w:rPr>
+        <w:rFonts w:ascii="Courier New" w:hAnsi="Courier New" w:cs="Courier New" w:hint="default"/>
+      </w:rPr>
+    </w:lvl>
+    <w:lvl w:ilvl="2" w:tplc="40090005" w:tentative="1">
+      <w:start w:val="1"/>
+      <w:numFmt w:val="bullet"/>
+      <w:lvlText w:val=""/>
+      <w:lvlJc w:val="left"/>
+      <w:pPr>
+        <w:ind w:left="2880" w:hanging="360"/>
+      </w:pPr>
+      <w:rPr>
+        <w:rFonts w:ascii="Wingdings" w:hAnsi="Wingdings" w:hint="default"/>
+      </w:rPr>
+    </w:lvl>
+    <w:lvl w:ilvl="3" w:tplc="40090001" w:tentative="1">
+      <w:start w:val="1"/>
+      <w:numFmt w:val="bullet"/>
+      <w:lvlText w:val=""/>
+      <w:lvlJc w:val="left"/>
+      <w:pPr>
+        <w:ind w:left="3600" w:hanging="360"/>
+      </w:pPr>
+      <w:rPr>
+        <w:rFonts w:ascii="Symbol" w:hAnsi="Symbol" w:hint="default"/>
+      </w:rPr>
+    </w:lvl>
+    <w:lvl w:ilvl="4" w:tplc="40090003" w:tentative="1">
+      <w:start w:val="1"/>
+      <w:numFmt w:val="bullet"/>
+      <w:lvlText w:val="o"/>
+      <w:lvlJc w:val="left"/>
+      <w:pPr>
+        <w:ind w:left="4320" w:hanging="360"/>
+      </w:pPr>
+      <w:rPr>
+        <w:rFonts w:ascii="Courier New" w:hAnsi="Courier New" w:cs="Courier New" w:hint="default"/>
+      </w:rPr>
+    </w:lvl>
+    <w:lvl w:ilvl="5" w:tplc="40090005" w:tentative="1">
+      <w:start w:val="1"/>
+      <w:numFmt w:val="bullet"/>
+      <w:lvlText w:val=""/>
+      <w:lvlJc w:val="left"/>
+      <w:pPr>
+        <w:ind w:left="5040" w:hanging="360"/>
+      </w:pPr>
+      <w:rPr>
+        <w:rFonts w:ascii="Wingdings" w:hAnsi="Wingdings" w:hint="default"/>
+      </w:rPr>
+    </w:lvl>
+    <w:lvl w:ilvl="6" w:tplc="40090001" w:tentative="1">
+      <w:start w:val="1"/>
+      <w:numFmt w:val="bullet"/>
+      <w:lvlText w:val=""/>
+      <w:lvlJc w:val="left"/>
+      <w:pPr>
+        <w:ind w:left="5760" w:hanging="360"/>
+      </w:pPr>
+      <w:rPr>
+        <w:rFonts w:ascii="Symbol" w:hAnsi="Symbol" w:hint="default"/>
+      </w:rPr>
+    </w:lvl>
+    <w:lvl w:ilvl="7" w:tplc="40090003" w:tentative="1">
+      <w:start w:val="1"/>
+      <w:numFmt w:val="bullet"/>
+      <w:lvlText w:val="o"/>
+      <w:lvlJc w:val="left"/>
+      <w:pPr>
+        <w:ind w:left="6480" w:hanging="360"/>
+      </w:pPr>
+      <w:rPr>
+        <w:rFonts w:ascii="Courier New" w:hAnsi="Courier New" w:cs="Courier New" w:hint="default"/>
+      </w:rPr>
+    </w:lvl>
+    <w:lvl w:ilvl="8" w:tplc="40090005" w:tentative="1">
+      <w:start w:val="1"/>
+      <w:numFmt w:val="bullet"/>
+      <w:lvlText w:val=""/>
+      <w:lvlJc w:val="left"/>
+      <w:pPr>
+        <w:ind w:left="7200" w:hanging="360"/>
+      </w:pPr>
+      <w:rPr>
+        <w:rFonts w:ascii="Wingdings" w:hAnsi="Wingdings" w:hint="default"/>
+      </w:rPr>
+    </w:lvl>
+  </w:abstractNum>
+  <w:abstractNum w:abstractNumId="4" w15:restartNumberingAfterBreak="0">
     <w:nsid w:val="336852FF"/>
     <w:multiLevelType w:val="multilevel"/>
     <w:tmpl w:val="9912EE4E"/>
@@ -6470,7 +7756,120 @@
       </w:rPr>
     </w:lvl>
   </w:abstractNum>
-  <w:abstractNum w:abstractNumId="3" w15:restartNumberingAfterBreak="0">
+  <w:abstractNum w:abstractNumId="5" w15:restartNumberingAfterBreak="0">
+    <w:nsid w:val="3ACA1AA2"/>
+    <w:multiLevelType w:val="hybridMultilevel"/>
+    <w:tmpl w:val="D0BEB9CC"/>
+    <w:lvl w:ilvl="0" w:tplc="40090001">
+      <w:start w:val="1"/>
+      <w:numFmt w:val="bullet"/>
+      <w:lvlText w:val=""/>
+      <w:lvlJc w:val="left"/>
+      <w:pPr>
+        <w:ind w:left="720" w:hanging="360"/>
+      </w:pPr>
+      <w:rPr>
+        <w:rFonts w:ascii="Symbol" w:hAnsi="Symbol" w:hint="default"/>
+      </w:rPr>
+    </w:lvl>
+    <w:lvl w:ilvl="1" w:tplc="40090003">
+      <w:start w:val="1"/>
+      <w:numFmt w:val="bullet"/>
+      <w:lvlText w:val="o"/>
+      <w:lvlJc w:val="left"/>
+      <w:pPr>
+        <w:ind w:left="1440" w:hanging="360"/>
+      </w:pPr>
+      <w:rPr>
+        <w:rFonts w:ascii="Courier New" w:hAnsi="Courier New" w:cs="Courier New" w:hint="default"/>
+      </w:rPr>
+    </w:lvl>
+    <w:lvl w:ilvl="2" w:tplc="40090005" w:tentative="1">
+      <w:start w:val="1"/>
+      <w:numFmt w:val="bullet"/>
+      <w:lvlText w:val=""/>
+      <w:lvlJc w:val="left"/>
+      <w:pPr>
+        <w:ind w:left="2160" w:hanging="360"/>
+      </w:pPr>
+      <w:rPr>
+        <w:rFonts w:ascii="Wingdings" w:hAnsi="Wingdings" w:hint="default"/>
+      </w:rPr>
+    </w:lvl>
+    <w:lvl w:ilvl="3" w:tplc="40090001" w:tentative="1">
+      <w:start w:val="1"/>
+      <w:numFmt w:val="bullet"/>
+      <w:lvlText w:val=""/>
+      <w:lvlJc w:val="left"/>
+      <w:pPr>
+        <w:ind w:left="2880" w:hanging="360"/>
+      </w:pPr>
+      <w:rPr>
+        <w:rFonts w:ascii="Symbol" w:hAnsi="Symbol" w:hint="default"/>
+      </w:rPr>
+    </w:lvl>
+    <w:lvl w:ilvl="4" w:tplc="40090003" w:tentative="1">
+      <w:start w:val="1"/>
+      <w:numFmt w:val="bullet"/>
+      <w:lvlText w:val="o"/>
+      <w:lvlJc w:val="left"/>
+      <w:pPr>
+        <w:ind w:left="3600" w:hanging="360"/>
+      </w:pPr>
+      <w:rPr>
+        <w:rFonts w:ascii="Courier New" w:hAnsi="Courier New" w:cs="Courier New" w:hint="default"/>
+      </w:rPr>
+    </w:lvl>
+    <w:lvl w:ilvl="5" w:tplc="40090005" w:tentative="1">
+      <w:start w:val="1"/>
+      <w:numFmt w:val="bullet"/>
+      <w:lvlText w:val=""/>
+      <w:lvlJc w:val="left"/>
+      <w:pPr>
+        <w:ind w:left="4320" w:hanging="360"/>
+      </w:pPr>
+      <w:rPr>
+        <w:rFonts w:ascii="Wingdings" w:hAnsi="Wingdings" w:hint="default"/>
+      </w:rPr>
+    </w:lvl>
+    <w:lvl w:ilvl="6" w:tplc="40090001" w:tentative="1">
+      <w:start w:val="1"/>
+      <w:numFmt w:val="bullet"/>
+      <w:lvlText w:val=""/>
+      <w:lvlJc w:val="left"/>
+      <w:pPr>
+        <w:ind w:left="5040" w:hanging="360"/>
+      </w:pPr>
+      <w:rPr>
+        <w:rFonts w:ascii="Symbol" w:hAnsi="Symbol" w:hint="default"/>
+      </w:rPr>
+    </w:lvl>
+    <w:lvl w:ilvl="7" w:tplc="40090003" w:tentative="1">
+      <w:start w:val="1"/>
+      <w:numFmt w:val="bullet"/>
+      <w:lvlText w:val="o"/>
+      <w:lvlJc w:val="left"/>
+      <w:pPr>
+        <w:ind w:left="5760" w:hanging="360"/>
+      </w:pPr>
+      <w:rPr>
+        <w:rFonts w:ascii="Courier New" w:hAnsi="Courier New" w:cs="Courier New" w:hint="default"/>
+      </w:rPr>
+    </w:lvl>
+    <w:lvl w:ilvl="8" w:tplc="40090005" w:tentative="1">
+      <w:start w:val="1"/>
+      <w:numFmt w:val="bullet"/>
+      <w:lvlText w:val=""/>
+      <w:lvlJc w:val="left"/>
+      <w:pPr>
+        <w:ind w:left="6480" w:hanging="360"/>
+      </w:pPr>
+      <w:rPr>
+        <w:rFonts w:ascii="Wingdings" w:hAnsi="Wingdings" w:hint="default"/>
+      </w:rPr>
+    </w:lvl>
+  </w:abstractNum>
+  <w:abstractNum w:abstractNumId="6" w15:restartNumberingAfterBreak="0">
     <w:nsid w:val="4858193C"/>
     <w:multiLevelType w:val="hybridMultilevel"/>
     <w:tmpl w:val="7DD6DB9E"/>
@@ -6583,7 +7982,156 @@
       </w:rPr>
     </w:lvl>
   </w:abstractNum>
-  <w:abstractNum w:abstractNumId="4" w15:restartNumberingAfterBreak="0">
+  <w:abstractNum w:abstractNumId="7" w15:restartNumberingAfterBreak="0">
+    <w:nsid w:val="496A35CC"/>
+    <w:multiLevelType w:val="multilevel"/>
+    <w:tmpl w:val="26F02F5C"/>
+    <w:lvl w:ilvl="0">
+      <w:start w:val="1"/>
+      <w:numFmt w:val="bullet"/>
+      <w:lvlText w:val=""/>
+      <w:lvlJc w:val="left"/>
+      <w:pPr>
+        <w:tabs>
+          <w:tab w:val="num" w:pos="720"/>
+        </w:tabs>
+        <w:ind w:left="720" w:hanging="360"/>
+      </w:pPr>
+      <w:rPr>
+        <w:rFonts w:ascii="Symbol" w:hAnsi="Symbol" w:hint="default"/>
+        <w:sz w:val="20"/>
+      </w:rPr>
+    </w:lvl>
+    <w:lvl w:ilvl="1">
+      <w:start w:val="1"/>
+      <w:numFmt w:val="bullet"/>
+      <w:lvlText w:val="o"/>
+      <w:lvlJc w:val="left"/>
+      <w:pPr>
+        <w:tabs>
+          <w:tab w:val="num" w:pos="1440"/>
+        </w:tabs>
+        <w:ind w:left="1440" w:hanging="360"/>
+      </w:pPr>
+      <w:rPr>
+        <w:rFonts w:ascii="Courier New" w:hAnsi="Courier New" w:cs="Times New Roman" w:hint="default"/>
+        <w:sz w:val="20"/>
+      </w:rPr>
+    </w:lvl>
+    <w:lvl w:ilvl="2">
+      <w:start w:val="1"/>
+      <w:numFmt w:val="bullet"/>
+      <w:lvlText w:val=""/>
+      <w:lvlJc w:val="left"/>
+      <w:pPr>
+        <w:tabs>
+          <w:tab w:val="num" w:pos="2160"/>
+        </w:tabs>
+        <w:ind w:left="2160" w:hanging="360"/>
+      </w:pPr>
+      <w:rPr>
+        <w:rFonts w:ascii="Wingdings" w:hAnsi="Wingdings" w:hint="default"/>
+        <w:sz w:val="20"/>
+      </w:rPr>
+    </w:lvl>
+    <w:lvl w:ilvl="3">
+      <w:start w:val="1"/>
+      <w:numFmt w:val="bullet"/>
+      <w:lvlText w:val=""/>
+      <w:lvlJc w:val="left"/>
+      <w:pPr>
+        <w:tabs>
+          <w:tab w:val="num" w:pos="2880"/>
+        </w:tabs>
+        <w:ind w:left="2880" w:hanging="360"/>
+      </w:pPr>
+      <w:rPr>
+        <w:rFonts w:ascii="Wingdings" w:hAnsi="Wingdings" w:hint="default"/>
+        <w:sz w:val="20"/>
+      </w:rPr>
+    </w:lvl>
+    <w:lvl w:ilvl="4">
+      <w:start w:val="1"/>
+      <w:numFmt w:val="bullet"/>
+      <w:lvlText w:val=""/>
+      <w:lvlJc w:val="left"/>
+      <w:pPr>
+        <w:tabs>
+          <w:tab w:val="num" w:pos="3600"/>
+        </w:tabs>
+        <w:ind w:left="3600" w:hanging="360"/>
+      </w:pPr>
+      <w:rPr>
+        <w:rFonts w:ascii="Wingdings" w:hAnsi="Wingdings" w:hint="default"/>
+        <w:sz w:val="20"/>
+      </w:rPr>
+    </w:lvl>
+    <w:lvl w:ilvl="5">
+      <w:start w:val="1"/>
+      <w:numFmt w:val="bullet"/>
+      <w:lvlText w:val=""/>
+      <w:lvlJc w:val="left"/>
+      <w:pPr>
+        <w:tabs>
+          <w:tab w:val="num" w:pos="4320"/>
+        </w:tabs>
+        <w:ind w:left="4320" w:hanging="360"/>
+      </w:pPr>
+      <w:rPr>
+        <w:rFonts w:ascii="Wingdings" w:hAnsi="Wingdings" w:hint="default"/>
+        <w:sz w:val="20"/>
+      </w:rPr>
+    </w:lvl>
+    <w:lvl w:ilvl="6">
+      <w:start w:val="1"/>
+      <w:numFmt w:val="bullet"/>
+      <w:lvlText w:val=""/>
+      <w:lvlJc w:val="left"/>
+      <w:pPr>
+        <w:tabs>
+          <w:tab w:val="num" w:pos="5040"/>
+        </w:tabs>
+        <w:ind w:left="5040" w:hanging="360"/>
+      </w:pPr>
+      <w:rPr>
+        <w:rFonts w:ascii="Wingdings" w:hAnsi="Wingdings" w:hint="default"/>
+        <w:sz w:val="20"/>
+      </w:rPr>
+    </w:lvl>
+    <w:lvl w:ilvl="7">
+      <w:start w:val="1"/>
+      <w:numFmt w:val="bullet"/>
+      <w:lvlText w:val=""/>
+      <w:lvlJc w:val="left"/>
+      <w:pPr>
+        <w:tabs>
+          <w:tab w:val="num" w:pos="5760"/>
+        </w:tabs>
+        <w:ind w:left="5760" w:hanging="360"/>
+      </w:pPr>
+      <w:rPr>
+        <w:rFonts w:ascii="Wingdings" w:hAnsi="Wingdings" w:hint="default"/>
+        <w:sz w:val="20"/>
+      </w:rPr>
+    </w:lvl>
+    <w:lvl w:ilvl="8">
+      <w:start w:val="1"/>
+      <w:numFmt w:val="bullet"/>
+      <w:lvlText w:val=""/>
+      <w:lvlJc w:val="left"/>
+      <w:pPr>
+        <w:tabs>
+          <w:tab w:val="num" w:pos="6480"/>
+        </w:tabs>
+        <w:ind w:left="6480" w:hanging="360"/>
+      </w:pPr>
+      <w:rPr>
+        <w:rFonts w:ascii="Wingdings" w:hAnsi="Wingdings" w:hint="default"/>
+        <w:sz w:val="20"/>
+      </w:rPr>
+    </w:lvl>
+  </w:abstractNum>
+  <w:abstractNum w:abstractNumId="8" w15:restartNumberingAfterBreak="0">
     <w:nsid w:val="4EBA00B4"/>
     <w:multiLevelType w:val="hybridMultilevel"/>
     <w:tmpl w:val="39B8BDD2"/>
@@ -6696,7 +8244,120 @@
       </w:rPr>
     </w:lvl>
   </w:abstractNum>
-  <w:abstractNum w:abstractNumId="5" w15:restartNumberingAfterBreak="0">
+  <w:abstractNum w:abstractNumId="9" w15:restartNumberingAfterBreak="0">
+    <w:nsid w:val="53035619"/>
+    <w:multiLevelType w:val="hybridMultilevel"/>
+    <w:tmpl w:val="7AD48D66"/>
+    <w:lvl w:ilvl="0" w:tplc="40090001">
+      <w:start w:val="1"/>
+      <w:numFmt w:val="bullet"/>
+      <w:lvlText w:val=""/>
+      <w:lvlJc w:val="left"/>
+      <w:pPr>
+        <w:ind w:left="1440" w:hanging="360"/>
+      </w:pPr>
+      <w:rPr>
+        <w:rFonts w:ascii="Symbol" w:hAnsi="Symbol" w:hint="default"/>
+      </w:rPr>
+    </w:lvl>
+    <w:lvl w:ilvl="1" w:tplc="40090003" w:tentative="1">
+      <w:start w:val="1"/>
+      <w:numFmt w:val="bullet"/>
+      <w:lvlText w:val="o"/>
+      <w:lvlJc w:val="left"/>
+      <w:pPr>
+        <w:ind w:left="2160" w:hanging="360"/>
+      </w:pPr>
+      <w:rPr>
+        <w:rFonts w:ascii="Courier New" w:hAnsi="Courier New" w:cs="Courier New" w:hint="default"/>
+      </w:rPr>
+    </w:lvl>
+    <w:lvl w:ilvl="2" w:tplc="40090005" w:tentative="1">
+      <w:start w:val="1"/>
+      <w:numFmt w:val="bullet"/>
+      <w:lvlText w:val=""/>
+      <w:lvlJc w:val="left"/>
+      <w:pPr>
+        <w:ind w:left="2880" w:hanging="360"/>
+      </w:pPr>
+      <w:rPr>
+        <w:rFonts w:ascii="Wingdings" w:hAnsi="Wingdings" w:hint="default"/>
+      </w:rPr>
+    </w:lvl>
+    <w:lvl w:ilvl="3" w:tplc="40090001" w:tentative="1">
+      <w:start w:val="1"/>
+      <w:numFmt w:val="bullet"/>
+      <w:lvlText w:val=""/>
+      <w:lvlJc w:val="left"/>
+      <w:pPr>
+        <w:ind w:left="3600" w:hanging="360"/>
+      </w:pPr>
+      <w:rPr>
+        <w:rFonts w:ascii="Symbol" w:hAnsi="Symbol" w:hint="default"/>
+      </w:rPr>
+    </w:lvl>
+    <w:lvl w:ilvl="4" w:tplc="40090003" w:tentative="1">
+      <w:start w:val="1"/>
+      <w:numFmt w:val="bullet"/>
+      <w:lvlText w:val="o"/>
+      <w:lvlJc w:val="left"/>
+      <w:pPr>
+        <w:ind w:left="4320" w:hanging="360"/>
+      </w:pPr>
+      <w:rPr>
+        <w:rFonts w:ascii="Courier New" w:hAnsi="Courier New" w:cs="Courier New" w:hint="default"/>
+      </w:rPr>
+    </w:lvl>
+    <w:lvl w:ilvl="5" w:tplc="40090005" w:tentative="1">
+      <w:start w:val="1"/>
+      <w:numFmt w:val="bullet"/>
+      <w:lvlText w:val=""/>
+      <w:lvlJc w:val="left"/>
+      <w:pPr>
+        <w:ind w:left="5040" w:hanging="360"/>
+      </w:pPr>
+      <w:rPr>
+        <w:rFonts w:ascii="Wingdings" w:hAnsi="Wingdings" w:hint="default"/>
+      </w:rPr>
+    </w:lvl>
+    <w:lvl w:ilvl="6" w:tplc="40090001" w:tentative="1">
+      <w:start w:val="1"/>
+      <w:numFmt w:val="bullet"/>
+      <w:lvlText w:val=""/>
+      <w:lvlJc w:val="left"/>
+      <w:pPr>
+        <w:ind w:left="5760" w:hanging="360"/>
+      </w:pPr>
+      <w:rPr>
+        <w:rFonts w:ascii="Symbol" w:hAnsi="Symbol" w:hint="default"/>
+      </w:rPr>
+    </w:lvl>
+    <w:lvl w:ilvl="7" w:tplc="40090003" w:tentative="1">
+      <w:start w:val="1"/>
+      <w:numFmt w:val="bullet"/>
+      <w:lvlText w:val="o"/>
+      <w:lvlJc w:val="left"/>
+      <w:pPr>
+        <w:ind w:left="6480" w:hanging="360"/>
+      </w:pPr>
+      <w:rPr>
+        <w:rFonts w:ascii="Courier New" w:hAnsi="Courier New" w:cs="Courier New" w:hint="default"/>
+      </w:rPr>
+    </w:lvl>
+    <w:lvl w:ilvl="8" w:tplc="40090005" w:tentative="1">
+      <w:start w:val="1"/>
+      <w:numFmt w:val="bullet"/>
+      <w:lvlText w:val=""/>
+      <w:lvlJc w:val="left"/>
+      <w:pPr>
+        <w:ind w:left="7200" w:hanging="360"/>
+      </w:pPr>
+      <w:rPr>
+        <w:rFonts w:ascii="Wingdings" w:hAnsi="Wingdings" w:hint="default"/>
+      </w:rPr>
+    </w:lvl>
+  </w:abstractNum>
+  <w:abstractNum w:abstractNumId="10" w15:restartNumberingAfterBreak="0">
     <w:nsid w:val="530E0A0A"/>
     <w:multiLevelType w:val="hybridMultilevel"/>
     <w:tmpl w:val="A3125B02"/>
@@ -6825,7 +8486,7 @@
       </w:rPr>
     </w:lvl>
   </w:abstractNum>
-  <w:abstractNum w:abstractNumId="6" w15:restartNumberingAfterBreak="0">
+  <w:abstractNum w:abstractNumId="11" w15:restartNumberingAfterBreak="0">
     <w:nsid w:val="5A746654"/>
     <w:multiLevelType w:val="hybridMultilevel"/>
     <w:tmpl w:val="FF4217BC"/>
@@ -6947,17 +8608,291 @@
       </w:rPr>
     </w:lvl>
   </w:abstractNum>
+  <w:abstractNum w:abstractNumId="12" w15:restartNumberingAfterBreak="0">
+    <w:nsid w:val="606D7F40"/>
+    <w:multiLevelType w:val="multilevel"/>
+    <w:tmpl w:val="20CCB174"/>
+    <w:lvl w:ilvl="0">
+      <w:start w:val="1"/>
+      <w:numFmt w:val="bullet"/>
+      <w:lvlText w:val=""/>
+      <w:lvlJc w:val="left"/>
+      <w:pPr>
+        <w:tabs>
+          <w:tab w:val="num" w:pos="1438"/>
+        </w:tabs>
+        <w:ind w:left="1438" w:hanging="360"/>
+      </w:pPr>
+      <w:rPr>
+        <w:rFonts w:ascii="Symbol" w:hAnsi="Symbol" w:hint="default"/>
+        <w:sz w:val="20"/>
+      </w:rPr>
+    </w:lvl>
+    <w:lvl w:ilvl="1">
+      <w:start w:val="1"/>
+      <w:numFmt w:val="bullet"/>
+      <w:lvlText w:val="o"/>
+      <w:lvlJc w:val="left"/>
+      <w:pPr>
+        <w:tabs>
+          <w:tab w:val="num" w:pos="2158"/>
+        </w:tabs>
+        <w:ind w:left="2158" w:hanging="360"/>
+      </w:pPr>
+      <w:rPr>
+        <w:rFonts w:ascii="Courier New" w:hAnsi="Courier New" w:cs="Times New Roman" w:hint="default"/>
+        <w:sz w:val="20"/>
+      </w:rPr>
+    </w:lvl>
+    <w:lvl w:ilvl="2">
+      <w:start w:val="1"/>
+      <w:numFmt w:val="bullet"/>
+      <w:lvlText w:val=""/>
+      <w:lvlJc w:val="left"/>
+      <w:pPr>
+        <w:tabs>
+          <w:tab w:val="num" w:pos="2878"/>
+        </w:tabs>
+        <w:ind w:left="2878" w:hanging="360"/>
+      </w:pPr>
+      <w:rPr>
+        <w:rFonts w:ascii="Wingdings" w:hAnsi="Wingdings" w:hint="default"/>
+        <w:sz w:val="20"/>
+      </w:rPr>
+    </w:lvl>
+    <w:lvl w:ilvl="3">
+      <w:start w:val="1"/>
+      <w:numFmt w:val="bullet"/>
+      <w:lvlText w:val=""/>
+      <w:lvlJc w:val="left"/>
+      <w:pPr>
+        <w:tabs>
+          <w:tab w:val="num" w:pos="3598"/>
+        </w:tabs>
+        <w:ind w:left="3598" w:hanging="360"/>
+      </w:pPr>
+      <w:rPr>
+        <w:rFonts w:ascii="Wingdings" w:hAnsi="Wingdings" w:hint="default"/>
+        <w:sz w:val="20"/>
+      </w:rPr>
+    </w:lvl>
+    <w:lvl w:ilvl="4">
+      <w:start w:val="1"/>
+      <w:numFmt w:val="bullet"/>
+      <w:lvlText w:val=""/>
+      <w:lvlJc w:val="left"/>
+      <w:pPr>
+        <w:tabs>
+          <w:tab w:val="num" w:pos="4318"/>
+        </w:tabs>
+        <w:ind w:left="4318" w:hanging="360"/>
+      </w:pPr>
+      <w:rPr>
+        <w:rFonts w:ascii="Wingdings" w:hAnsi="Wingdings" w:hint="default"/>
+        <w:sz w:val="20"/>
+      </w:rPr>
+    </w:lvl>
+    <w:lvl w:ilvl="5">
+      <w:start w:val="1"/>
+      <w:numFmt w:val="bullet"/>
+      <w:lvlText w:val=""/>
+      <w:lvlJc w:val="left"/>
+      <w:pPr>
+        <w:tabs>
+          <w:tab w:val="num" w:pos="5038"/>
+        </w:tabs>
+        <w:ind w:left="5038" w:hanging="360"/>
+      </w:pPr>
+      <w:rPr>
+        <w:rFonts w:ascii="Wingdings" w:hAnsi="Wingdings" w:hint="default"/>
+        <w:sz w:val="20"/>
+      </w:rPr>
+    </w:lvl>
+    <w:lvl w:ilvl="6">
+      <w:start w:val="1"/>
+      <w:numFmt w:val="bullet"/>
+      <w:lvlText w:val=""/>
+      <w:lvlJc w:val="left"/>
+      <w:pPr>
+        <w:tabs>
+          <w:tab w:val="num" w:pos="5758"/>
+        </w:tabs>
+        <w:ind w:left="5758" w:hanging="360"/>
+      </w:pPr>
+      <w:rPr>
+        <w:rFonts w:ascii="Wingdings" w:hAnsi="Wingdings" w:hint="default"/>
+        <w:sz w:val="20"/>
+      </w:rPr>
+    </w:lvl>
+    <w:lvl w:ilvl="7">
+      <w:start w:val="1"/>
+      <w:numFmt w:val="bullet"/>
+      <w:lvlText w:val=""/>
+      <w:lvlJc w:val="left"/>
+      <w:pPr>
+        <w:tabs>
+          <w:tab w:val="num" w:pos="6478"/>
+        </w:tabs>
+        <w:ind w:left="6478" w:hanging="360"/>
+      </w:pPr>
+      <w:rPr>
+        <w:rFonts w:ascii="Wingdings" w:hAnsi="Wingdings" w:hint="default"/>
+        <w:sz w:val="20"/>
+      </w:rPr>
+    </w:lvl>
+    <w:lvl w:ilvl="8">
+      <w:start w:val="1"/>
+      <w:numFmt w:val="bullet"/>
+      <w:lvlText w:val=""/>
+      <w:lvlJc w:val="left"/>
+      <w:pPr>
+        <w:tabs>
+          <w:tab w:val="num" w:pos="7198"/>
+        </w:tabs>
+        <w:ind w:left="7198" w:hanging="360"/>
+      </w:pPr>
+      <w:rPr>
+        <w:rFonts w:ascii="Wingdings" w:hAnsi="Wingdings" w:hint="default"/>
+        <w:sz w:val="20"/>
+      </w:rPr>
+    </w:lvl>
+  </w:abstractNum>
+  <w:abstractNum w:abstractNumId="13" w15:restartNumberingAfterBreak="0">
+    <w:nsid w:val="6E046300"/>
+    <w:multiLevelType w:val="hybridMultilevel"/>
+    <w:tmpl w:val="8D36D780"/>
+    <w:lvl w:ilvl="0" w:tplc="04090001">
+      <w:start w:val="1"/>
+      <w:numFmt w:val="bullet"/>
+      <w:lvlText w:val=""/>
+      <w:lvlJc w:val="left"/>
+      <w:pPr>
+        <w:ind w:left="720" w:hanging="360"/>
+      </w:pPr>
+      <w:rPr>
+        <w:rFonts w:ascii="Symbol" w:hAnsi="Symbol" w:hint="default"/>
+      </w:rPr>
+    </w:lvl>
+    <w:lvl w:ilvl="1" w:tplc="04090003">
+      <w:start w:val="1"/>
+      <w:numFmt w:val="bullet"/>
+      <w:lvlText w:val="o"/>
+      <w:lvlJc w:val="left"/>
+      <w:pPr>
+        <w:ind w:left="1440" w:hanging="360"/>
+      </w:pPr>
+      <w:rPr>
+        <w:rFonts w:ascii="Courier New" w:hAnsi="Courier New" w:cs="Courier New" w:hint="default"/>
+      </w:rPr>
+    </w:lvl>
+    <w:lvl w:ilvl="2" w:tplc="04090005">
+      <w:start w:val="1"/>
+      <w:numFmt w:val="bullet"/>
+      <w:lvlText w:val=""/>
+      <w:lvlJc w:val="left"/>
+      <w:pPr>
+        <w:ind w:left="2160" w:hanging="360"/>
+      </w:pPr>
+      <w:rPr>
+        <w:rFonts w:ascii="Wingdings" w:hAnsi="Wingdings" w:hint="default"/>
+      </w:rPr>
+    </w:lvl>
+    <w:lvl w:ilvl="3" w:tplc="04090001">
+      <w:start w:val="1"/>
+      <w:numFmt w:val="bullet"/>
+      <w:lvlText w:val=""/>
+      <w:lvlJc w:val="left"/>
+      <w:pPr>
+        <w:ind w:left="2880" w:hanging="360"/>
+      </w:pPr>
+      <w:rPr>
+        <w:rFonts w:ascii="Symbol" w:hAnsi="Symbol" w:hint="default"/>
+      </w:rPr>
+    </w:lvl>
+    <w:lvl w:ilvl="4" w:tplc="04090003">
+      <w:start w:val="1"/>
+      <w:numFmt w:val="bullet"/>
+      <w:lvlText w:val="o"/>
+      <w:lvlJc w:val="left"/>
+      <w:pPr>
+        <w:ind w:left="3600" w:hanging="360"/>
+      </w:pPr>
+      <w:rPr>
+        <w:rFonts w:ascii="Courier New" w:hAnsi="Courier New" w:cs="Courier New" w:hint="default"/>
+      </w:rPr>
+    </w:lvl>
+    <w:lvl w:ilvl="5" w:tplc="04090005">
+      <w:start w:val="1"/>
+      <w:numFmt w:val="bullet"/>
+      <w:lvlText w:val=""/>
+      <w:lvlJc w:val="left"/>
+      <w:pPr>
+        <w:ind w:left="4320" w:hanging="360"/>
+      </w:pPr>
+      <w:rPr>
+        <w:rFonts w:ascii="Wingdings" w:hAnsi="Wingdings" w:hint="default"/>
+      </w:rPr>
+    </w:lvl>
+    <w:lvl w:ilvl="6" w:tplc="04090001">
+      <w:start w:val="1"/>
+      <w:numFmt w:val="bullet"/>
+      <w:lvlText w:val=""/>
+      <w:lvlJc w:val="left"/>
+      <w:pPr>
+        <w:ind w:left="5040" w:hanging="360"/>
+      </w:pPr>
+      <w:rPr>
+        <w:rFonts w:ascii="Symbol" w:hAnsi="Symbol" w:hint="default"/>
+      </w:rPr>
+    </w:lvl>
+    <w:lvl w:ilvl="7" w:tplc="04090003">
+      <w:start w:val="1"/>
+      <w:numFmt w:val="bullet"/>
+      <w:lvlText w:val="o"/>
+      <w:lvlJc w:val="left"/>
+      <w:pPr>
+        <w:ind w:left="5760" w:hanging="360"/>
+      </w:pPr>
+      <w:rPr>
+        <w:rFonts w:ascii="Courier New" w:hAnsi="Courier New" w:cs="Courier New" w:hint="default"/>
+      </w:rPr>
+    </w:lvl>
+    <w:lvl w:ilvl="8" w:tplc="04090005">
+      <w:start w:val="1"/>
+      <w:numFmt w:val="bullet"/>
+      <w:lvlText w:val=""/>
+      <w:lvlJc w:val="left"/>
+      <w:pPr>
+        <w:ind w:left="6480" w:hanging="360"/>
+      </w:pPr>
+      <w:rPr>
+        <w:rFonts w:ascii="Wingdings" w:hAnsi="Wingdings" w:hint="default"/>
+      </w:rPr>
+    </w:lvl>
+  </w:abstractNum>
   <w:num w:numId="1" w16cid:durableId="965896153">
+    <w:abstractNumId w:val="11"/>
+  </w:num>
+  <w:num w:numId="2" w16cid:durableId="51004216">
+    <w:abstractNumId w:val="1"/>
+  </w:num>
+  <w:num w:numId="3" w16cid:durableId="387842214">
+    <w:abstractNumId w:val="10"/>
+  </w:num>
+  <w:num w:numId="4" w16cid:durableId="2108650193">
+    <w:abstractNumId w:val="4"/>
+  </w:num>
+  <w:num w:numId="5" w16cid:durableId="2133401380">
+    <w:abstractNumId w:val="8"/>
+  </w:num>
+  <w:num w:numId="6" w16cid:durableId="1915703229">
     <w:abstractNumId w:val="6"/>
   </w:num>
-  <w:num w:numId="2" w16cid:durableId="51004216">
-    <w:abstractNumId w:val="0"/>
+  <w:num w:numId="7" w16cid:durableId="742799495">
+    <w:abstractNumId w:val="2"/>
   </w:num>
-  <w:num w:numId="3" w16cid:durableId="387842214">
-    <w:abstractNumId w:val="5"/>
-  </w:num>
-  <w:num w:numId="4" w16cid:durableId="2108650193">
-    <w:abstractNumId w:val="2"/>
+  <w:num w:numId="8" w16cid:durableId="371344471">
+    <w:abstractNumId w:val="13"/>
     <w:lvlOverride w:ilvl="0"/>
     <w:lvlOverride w:ilvl="1"/>
     <w:lvlOverride w:ilvl="2"/>
@@ -6968,14 +8903,41 @@
     <w:lvlOverride w:ilvl="7"/>
     <w:lvlOverride w:ilvl="8"/>
   </w:num>
-  <w:num w:numId="5" w16cid:durableId="2133401380">
-    <w:abstractNumId w:val="4"/>
+  <w:num w:numId="9" w16cid:durableId="879247143">
+    <w:abstractNumId w:val="0"/>
   </w:num>
-  <w:num w:numId="6" w16cid:durableId="1915703229">
+  <w:num w:numId="10" w16cid:durableId="899289519">
     <w:abstractNumId w:val="3"/>
   </w:num>
-  <w:num w:numId="7" w16cid:durableId="742799495">
-    <w:abstractNumId w:val="1"/>
+  <w:num w:numId="11" w16cid:durableId="627593952">
+    <w:abstractNumId w:val="7"/>
+    <w:lvlOverride w:ilvl="0"/>
+    <w:lvlOverride w:ilvl="1"/>
+    <w:lvlOverride w:ilvl="2"/>
+    <w:lvlOverride w:ilvl="3"/>
+    <w:lvlOverride w:ilvl="4"/>
+    <w:lvlOverride w:ilvl="5"/>
+    <w:lvlOverride w:ilvl="6"/>
+    <w:lvlOverride w:ilvl="7"/>
+    <w:lvlOverride w:ilvl="8"/>
+  </w:num>
+  <w:num w:numId="12" w16cid:durableId="2029794241">
+    <w:abstractNumId w:val="5"/>
+  </w:num>
+  <w:num w:numId="13" w16cid:durableId="1158695702">
+    <w:abstractNumId w:val="9"/>
+  </w:num>
+  <w:num w:numId="14" w16cid:durableId="1462461596">
+    <w:abstractNumId w:val="12"/>
+    <w:lvlOverride w:ilvl="0"/>
+    <w:lvlOverride w:ilvl="1"/>
+    <w:lvlOverride w:ilvl="2"/>
+    <w:lvlOverride w:ilvl="3"/>
+    <w:lvlOverride w:ilvl="4"/>
+    <w:lvlOverride w:ilvl="5"/>
+    <w:lvlOverride w:ilvl="6"/>
+    <w:lvlOverride w:ilvl="7"/>
+    <w:lvlOverride w:ilvl="8"/>
   </w:num>
 </w:numbering>
 </file>
